--- a/Lab2/Lab2.docx
+++ b/Lab2/Lab2.docx
@@ -190,13 +190,7 @@
         <w:rPr>
           <w:rFonts w:ascii="Times New Roman" w:hAnsi="Times New Roman"/>
         </w:rPr>
-        <w:t>NT547.Q21.ANTT</w:t>
-      </w:r>
-      <w:r>
-        <w:rPr>
-          <w:rFonts w:ascii="Times New Roman" w:hAnsi="Times New Roman"/>
-        </w:rPr>
-        <w:t>.1</w:t>
+        <w:t>NT547.Q21.ANTT.1</w:t>
       </w:r>
     </w:p>
     <w:tbl>
@@ -1057,55 +1051,7 @@
                 <w:b/>
                 <w:bCs/>
               </w:rPr>
-              <w:t>Mục tiêu của câu này là đảm bảo SV đã nắm vững quy trình c</w:t>
-            </w:r>
-            <w:r>
-              <w:rPr>
-                <w:rFonts w:ascii="Times New Roman" w:hAnsi="Times New Roman" w:hint="eastAsia"/>
-                <w:b/>
-                <w:bCs/>
-              </w:rPr>
-              <w:t>ơ</w:t>
-            </w:r>
-            <w:r>
-              <w:rPr>
-                <w:rFonts w:ascii="Times New Roman" w:hAnsi="Times New Roman"/>
-                <w:b/>
-                <w:bCs/>
-              </w:rPr>
-              <w:t xml:space="preserve"> bản: viết, biên dịch, triển khai và t</w:t>
-            </w:r>
-            <w:r>
-              <w:rPr>
-                <w:rFonts w:ascii="Times New Roman" w:hAnsi="Times New Roman" w:hint="eastAsia"/>
-                <w:b/>
-                <w:bCs/>
-              </w:rPr>
-              <w:t>ươ</w:t>
-            </w:r>
-            <w:r>
-              <w:rPr>
-                <w:rFonts w:ascii="Times New Roman" w:hAnsi="Times New Roman"/>
-                <w:b/>
-                <w:bCs/>
-              </w:rPr>
-              <w:t>ng tác với một contract đ</w:t>
-            </w:r>
-            <w:r>
-              <w:rPr>
-                <w:rFonts w:ascii="Times New Roman" w:hAnsi="Times New Roman" w:hint="eastAsia"/>
-                <w:b/>
-                <w:bCs/>
-              </w:rPr>
-              <w:t>ơ</w:t>
-            </w:r>
-            <w:r>
-              <w:rPr>
-                <w:rFonts w:ascii="Times New Roman" w:hAnsi="Times New Roman"/>
-                <w:b/>
-                <w:bCs/>
-              </w:rPr>
-              <w:t>n giản nhất.</w:t>
+              <w:t>Mục tiêu của câu này là đảm bảo SV đã nắm vững quy trình cơ bản: viết, biên dịch, triển khai và tương tác với một contract đơn giản nhất.</w:t>
             </w:r>
           </w:p>
           <w:p>
@@ -1239,7 +1185,7 @@
               <w:spacing w:after="0" w:line="285" w:lineRule="atLeast"/>
               <w:ind w:left="360"/>
               <w:rPr>
-                <w:rFonts w:ascii="Consolas" w:hAnsi="Consolas"/>
+                <w:rFonts w:ascii="Times New Roman" w:hAnsi="Times New Roman"/>
                 <w:color w:val="0E1116"/>
                 <w:kern w:val="0"/>
                 <w:sz w:val="21"/>
@@ -1248,7 +1194,7 @@
             </w:pPr>
             <w:r>
               <w:rPr>
-                <w:rFonts w:ascii="Consolas" w:hAnsi="Consolas"/>
+                <w:rFonts w:ascii="Times New Roman" w:hAnsi="Times New Roman"/>
                 <w:color w:val="66707B"/>
                 <w:kern w:val="0"/>
                 <w:sz w:val="21"/>
@@ -1263,7 +1209,7 @@
               <w:spacing w:after="0" w:line="285" w:lineRule="atLeast"/>
               <w:ind w:left="360"/>
               <w:rPr>
-                <w:rFonts w:ascii="Consolas" w:hAnsi="Consolas"/>
+                <w:rFonts w:ascii="Times New Roman" w:hAnsi="Times New Roman"/>
                 <w:color w:val="0E1116"/>
                 <w:kern w:val="0"/>
                 <w:sz w:val="21"/>
@@ -1272,7 +1218,7 @@
             </w:pPr>
             <w:r>
               <w:rPr>
-                <w:rFonts w:ascii="Consolas" w:hAnsi="Consolas"/>
+                <w:rFonts w:ascii="Times New Roman" w:hAnsi="Times New Roman"/>
                 <w:color w:val="A0111F"/>
                 <w:kern w:val="0"/>
                 <w:sz w:val="21"/>
@@ -1282,7 +1228,7 @@
             </w:r>
             <w:r>
               <w:rPr>
-                <w:rFonts w:ascii="Consolas" w:hAnsi="Consolas"/>
+                <w:rFonts w:ascii="Times New Roman" w:hAnsi="Times New Roman"/>
                 <w:color w:val="0E1116"/>
                 <w:kern w:val="0"/>
                 <w:sz w:val="21"/>
@@ -1292,7 +1238,7 @@
             </w:r>
             <w:r>
               <w:rPr>
-                <w:rFonts w:ascii="Consolas" w:hAnsi="Consolas"/>
+                <w:rFonts w:ascii="Times New Roman" w:hAnsi="Times New Roman"/>
                 <w:color w:val="024C1A"/>
                 <w:kern w:val="0"/>
                 <w:sz w:val="21"/>
@@ -1302,7 +1248,7 @@
             </w:r>
             <w:r>
               <w:rPr>
-                <w:rFonts w:ascii="Consolas" w:hAnsi="Consolas"/>
+                <w:rFonts w:ascii="Times New Roman" w:hAnsi="Times New Roman"/>
                 <w:color w:val="0E1116"/>
                 <w:kern w:val="0"/>
                 <w:sz w:val="21"/>
@@ -1312,7 +1258,7 @@
             </w:r>
             <w:r>
               <w:rPr>
-                <w:rFonts w:ascii="Consolas" w:hAnsi="Consolas"/>
+                <w:rFonts w:ascii="Times New Roman" w:hAnsi="Times New Roman"/>
                 <w:color w:val="023B95"/>
                 <w:kern w:val="0"/>
                 <w:sz w:val="21"/>
@@ -1322,7 +1268,7 @@
             </w:r>
             <w:r>
               <w:rPr>
-                <w:rFonts w:ascii="Consolas" w:hAnsi="Consolas"/>
+                <w:rFonts w:ascii="Times New Roman" w:hAnsi="Times New Roman"/>
                 <w:color w:val="0E1116"/>
                 <w:kern w:val="0"/>
                 <w:sz w:val="21"/>
@@ -1337,7 +1283,7 @@
               <w:spacing w:after="0" w:line="285" w:lineRule="atLeast"/>
               <w:ind w:left="360"/>
               <w:rPr>
-                <w:rFonts w:ascii="Consolas" w:hAnsi="Consolas"/>
+                <w:rFonts w:ascii="Times New Roman" w:hAnsi="Times New Roman"/>
                 <w:color w:val="0E1116"/>
                 <w:kern w:val="0"/>
                 <w:sz w:val="21"/>
@@ -1351,7 +1297,7 @@
               <w:spacing w:after="0" w:line="285" w:lineRule="atLeast"/>
               <w:ind w:left="360"/>
               <w:rPr>
-                <w:rFonts w:ascii="Consolas" w:hAnsi="Consolas"/>
+                <w:rFonts w:ascii="Times New Roman" w:hAnsi="Times New Roman"/>
                 <w:color w:val="0E1116"/>
                 <w:kern w:val="0"/>
                 <w:sz w:val="21"/>
@@ -1360,7 +1306,7 @@
             </w:pPr>
             <w:r>
               <w:rPr>
-                <w:rFonts w:ascii="Consolas" w:hAnsi="Consolas"/>
+                <w:rFonts w:ascii="Times New Roman" w:hAnsi="Times New Roman"/>
                 <w:color w:val="A0111F"/>
                 <w:kern w:val="0"/>
                 <w:sz w:val="21"/>
@@ -1370,7 +1316,7 @@
             </w:r>
             <w:r>
               <w:rPr>
-                <w:rFonts w:ascii="Consolas" w:hAnsi="Consolas"/>
+                <w:rFonts w:ascii="Times New Roman" w:hAnsi="Times New Roman"/>
                 <w:color w:val="702C00"/>
                 <w:kern w:val="0"/>
                 <w:sz w:val="21"/>
@@ -1380,7 +1326,7 @@
             </w:r>
             <w:r>
               <w:rPr>
-                <w:rFonts w:ascii="Consolas" w:hAnsi="Consolas"/>
+                <w:rFonts w:ascii="Times New Roman" w:hAnsi="Times New Roman"/>
                 <w:color w:val="0E1116"/>
                 <w:kern w:val="0"/>
                 <w:sz w:val="21"/>
@@ -1395,7 +1341,7 @@
               <w:spacing w:after="0" w:line="285" w:lineRule="atLeast"/>
               <w:ind w:left="360"/>
               <w:rPr>
-                <w:rFonts w:ascii="Consolas" w:hAnsi="Consolas"/>
+                <w:rFonts w:ascii="Times New Roman" w:hAnsi="Times New Roman"/>
                 <w:color w:val="0E1116"/>
                 <w:kern w:val="0"/>
                 <w:sz w:val="21"/>
@@ -1404,7 +1350,7 @@
             </w:pPr>
             <w:r>
               <w:rPr>
-                <w:rFonts w:ascii="Consolas" w:hAnsi="Consolas"/>
+                <w:rFonts w:ascii="Times New Roman" w:hAnsi="Times New Roman"/>
                 <w:color w:val="0E1116"/>
                 <w:kern w:val="0"/>
                 <w:sz w:val="21"/>
@@ -1414,7 +1360,7 @@
             </w:r>
             <w:r>
               <w:rPr>
-                <w:rFonts w:ascii="Consolas" w:hAnsi="Consolas"/>
+                <w:rFonts w:ascii="Times New Roman" w:hAnsi="Times New Roman"/>
                 <w:color w:val="023B95"/>
                 <w:kern w:val="0"/>
                 <w:sz w:val="21"/>
@@ -1424,7 +1370,7 @@
             </w:r>
             <w:r>
               <w:rPr>
-                <w:rFonts w:ascii="Consolas" w:hAnsi="Consolas"/>
+                <w:rFonts w:ascii="Times New Roman" w:hAnsi="Times New Roman"/>
                 <w:color w:val="0E1116"/>
                 <w:kern w:val="0"/>
                 <w:sz w:val="21"/>
@@ -1434,7 +1380,7 @@
             </w:r>
             <w:r>
               <w:rPr>
-                <w:rFonts w:ascii="Consolas" w:hAnsi="Consolas"/>
+                <w:rFonts w:ascii="Times New Roman" w:hAnsi="Times New Roman"/>
                 <w:color w:val="A0111F"/>
                 <w:kern w:val="0"/>
                 <w:sz w:val="21"/>
@@ -1444,7 +1390,7 @@
             </w:r>
             <w:r>
               <w:rPr>
-                <w:rFonts w:ascii="Consolas" w:hAnsi="Consolas"/>
+                <w:rFonts w:ascii="Times New Roman" w:hAnsi="Times New Roman"/>
                 <w:color w:val="0E1116"/>
                 <w:kern w:val="0"/>
                 <w:sz w:val="21"/>
@@ -1459,7 +1405,7 @@
               <w:spacing w:after="0" w:line="285" w:lineRule="atLeast"/>
               <w:ind w:left="360"/>
               <w:rPr>
-                <w:rFonts w:ascii="Consolas" w:hAnsi="Consolas"/>
+                <w:rFonts w:ascii="Times New Roman" w:hAnsi="Times New Roman"/>
                 <w:color w:val="0E1116"/>
                 <w:kern w:val="0"/>
                 <w:sz w:val="21"/>
@@ -1473,7 +1419,7 @@
               <w:spacing w:after="0" w:line="285" w:lineRule="atLeast"/>
               <w:ind w:left="360"/>
               <w:rPr>
-                <w:rFonts w:ascii="Consolas" w:hAnsi="Consolas"/>
+                <w:rFonts w:ascii="Times New Roman" w:hAnsi="Times New Roman"/>
                 <w:color w:val="0E1116"/>
                 <w:kern w:val="0"/>
                 <w:sz w:val="21"/>
@@ -1482,7 +1428,7 @@
             </w:pPr>
             <w:r>
               <w:rPr>
-                <w:rFonts w:ascii="Consolas" w:hAnsi="Consolas"/>
+                <w:rFonts w:ascii="Times New Roman" w:hAnsi="Times New Roman"/>
                 <w:color w:val="0E1116"/>
                 <w:kern w:val="0"/>
                 <w:sz w:val="21"/>
@@ -1492,7 +1438,7 @@
             </w:r>
             <w:r>
               <w:rPr>
-                <w:rFonts w:ascii="Consolas" w:hAnsi="Consolas"/>
+                <w:rFonts w:ascii="Times New Roman" w:hAnsi="Times New Roman"/>
                 <w:color w:val="A0111F"/>
                 <w:kern w:val="0"/>
                 <w:sz w:val="21"/>
@@ -1502,7 +1448,7 @@
             </w:r>
             <w:r>
               <w:rPr>
-                <w:rFonts w:ascii="Consolas" w:hAnsi="Consolas"/>
+                <w:rFonts w:ascii="Times New Roman" w:hAnsi="Times New Roman"/>
                 <w:color w:val="0E1116"/>
                 <w:kern w:val="0"/>
                 <w:sz w:val="21"/>
@@ -1512,7 +1458,7 @@
             </w:r>
             <w:r>
               <w:rPr>
-                <w:rFonts w:ascii="Consolas" w:hAnsi="Consolas"/>
+                <w:rFonts w:ascii="Times New Roman" w:hAnsi="Times New Roman"/>
                 <w:color w:val="622CBC"/>
                 <w:kern w:val="0"/>
                 <w:sz w:val="21"/>
@@ -1522,7 +1468,7 @@
             </w:r>
             <w:r>
               <w:rPr>
-                <w:rFonts w:ascii="Consolas" w:hAnsi="Consolas"/>
+                <w:rFonts w:ascii="Times New Roman" w:hAnsi="Times New Roman"/>
                 <w:color w:val="0E1116"/>
                 <w:kern w:val="0"/>
                 <w:sz w:val="21"/>
@@ -1532,7 +1478,7 @@
             </w:r>
             <w:r>
               <w:rPr>
-                <w:rFonts w:ascii="Consolas" w:hAnsi="Consolas"/>
+                <w:rFonts w:ascii="Times New Roman" w:hAnsi="Times New Roman"/>
                 <w:color w:val="023B95"/>
                 <w:kern w:val="0"/>
                 <w:sz w:val="21"/>
@@ -1542,7 +1488,7 @@
             </w:r>
             <w:r>
               <w:rPr>
-                <w:rFonts w:ascii="Consolas" w:hAnsi="Consolas"/>
+                <w:rFonts w:ascii="Times New Roman" w:hAnsi="Times New Roman"/>
                 <w:color w:val="0E1116"/>
                 <w:kern w:val="0"/>
                 <w:sz w:val="21"/>
@@ -1552,7 +1498,7 @@
             </w:r>
             <w:r>
               <w:rPr>
-                <w:rFonts w:ascii="Consolas" w:hAnsi="Consolas"/>
+                <w:rFonts w:ascii="Times New Roman" w:hAnsi="Times New Roman"/>
                 <w:color w:val="A0111F"/>
                 <w:kern w:val="0"/>
                 <w:sz w:val="21"/>
@@ -1562,7 +1508,7 @@
             </w:r>
             <w:r>
               <w:rPr>
-                <w:rFonts w:ascii="Consolas" w:hAnsi="Consolas"/>
+                <w:rFonts w:ascii="Times New Roman" w:hAnsi="Times New Roman"/>
                 <w:color w:val="0E1116"/>
                 <w:kern w:val="0"/>
                 <w:sz w:val="21"/>
@@ -1577,7 +1523,7 @@
               <w:spacing w:after="0" w:line="285" w:lineRule="atLeast"/>
               <w:ind w:left="360"/>
               <w:rPr>
-                <w:rFonts w:ascii="Consolas" w:hAnsi="Consolas"/>
+                <w:rFonts w:ascii="Times New Roman" w:hAnsi="Times New Roman"/>
                 <w:color w:val="0E1116"/>
                 <w:kern w:val="0"/>
                 <w:sz w:val="21"/>
@@ -1586,7 +1532,7 @@
             </w:pPr>
             <w:r>
               <w:rPr>
-                <w:rFonts w:ascii="Consolas" w:hAnsi="Consolas"/>
+                <w:rFonts w:ascii="Times New Roman" w:hAnsi="Times New Roman"/>
                 <w:color w:val="0E1116"/>
                 <w:kern w:val="0"/>
                 <w:sz w:val="21"/>
@@ -1596,7 +1542,7 @@
             </w:r>
             <w:r>
               <w:rPr>
-                <w:rFonts w:ascii="Consolas" w:hAnsi="Consolas"/>
+                <w:rFonts w:ascii="Times New Roman" w:hAnsi="Times New Roman"/>
                 <w:color w:val="A0111F"/>
                 <w:kern w:val="0"/>
                 <w:sz w:val="21"/>
@@ -1606,7 +1552,7 @@
             </w:r>
             <w:r>
               <w:rPr>
-                <w:rFonts w:ascii="Consolas" w:hAnsi="Consolas"/>
+                <w:rFonts w:ascii="Times New Roman" w:hAnsi="Times New Roman"/>
                 <w:color w:val="0E1116"/>
                 <w:kern w:val="0"/>
                 <w:sz w:val="21"/>
@@ -1621,7 +1567,7 @@
               <w:spacing w:after="0" w:line="285" w:lineRule="atLeast"/>
               <w:ind w:left="360"/>
               <w:rPr>
-                <w:rFonts w:ascii="Consolas" w:hAnsi="Consolas"/>
+                <w:rFonts w:ascii="Times New Roman" w:hAnsi="Times New Roman"/>
                 <w:color w:val="0E1116"/>
                 <w:kern w:val="0"/>
                 <w:sz w:val="21"/>
@@ -1630,7 +1576,7 @@
             </w:pPr>
             <w:r>
               <w:rPr>
-                <w:rFonts w:ascii="Consolas" w:hAnsi="Consolas"/>
+                <w:rFonts w:ascii="Times New Roman" w:hAnsi="Times New Roman"/>
                 <w:color w:val="0E1116"/>
                 <w:kern w:val="0"/>
                 <w:sz w:val="21"/>
@@ -1645,7 +1591,7 @@
               <w:spacing w:after="0" w:line="285" w:lineRule="atLeast"/>
               <w:ind w:left="360"/>
               <w:rPr>
-                <w:rFonts w:ascii="Consolas" w:hAnsi="Consolas"/>
+                <w:rFonts w:ascii="Times New Roman" w:hAnsi="Times New Roman"/>
                 <w:color w:val="0E1116"/>
                 <w:kern w:val="0"/>
                 <w:sz w:val="21"/>
@@ -1659,7 +1605,7 @@
               <w:spacing w:after="0" w:line="285" w:lineRule="atLeast"/>
               <w:ind w:left="360"/>
               <w:rPr>
-                <w:rFonts w:ascii="Consolas" w:hAnsi="Consolas"/>
+                <w:rFonts w:ascii="Times New Roman" w:hAnsi="Times New Roman"/>
                 <w:color w:val="0E1116"/>
                 <w:kern w:val="0"/>
                 <w:sz w:val="21"/>
@@ -1668,7 +1614,7 @@
             </w:pPr>
             <w:r>
               <w:rPr>
-                <w:rFonts w:ascii="Consolas" w:hAnsi="Consolas"/>
+                <w:rFonts w:ascii="Times New Roman" w:hAnsi="Times New Roman"/>
                 <w:color w:val="0E1116"/>
                 <w:kern w:val="0"/>
                 <w:sz w:val="21"/>
@@ -1678,7 +1624,7 @@
             </w:r>
             <w:r>
               <w:rPr>
-                <w:rFonts w:ascii="Consolas" w:hAnsi="Consolas"/>
+                <w:rFonts w:ascii="Times New Roman" w:hAnsi="Times New Roman"/>
                 <w:color w:val="A0111F"/>
                 <w:kern w:val="0"/>
                 <w:sz w:val="21"/>
@@ -1688,7 +1634,7 @@
             </w:r>
             <w:r>
               <w:rPr>
-                <w:rFonts w:ascii="Consolas" w:hAnsi="Consolas"/>
+                <w:rFonts w:ascii="Times New Roman" w:hAnsi="Times New Roman"/>
                 <w:color w:val="0E1116"/>
                 <w:kern w:val="0"/>
                 <w:sz w:val="21"/>
@@ -1698,7 +1644,7 @@
             </w:r>
             <w:r>
               <w:rPr>
-                <w:rFonts w:ascii="Consolas" w:hAnsi="Consolas"/>
+                <w:rFonts w:ascii="Times New Roman" w:hAnsi="Times New Roman"/>
                 <w:color w:val="622CBC"/>
                 <w:kern w:val="0"/>
                 <w:sz w:val="21"/>
@@ -1708,7 +1654,7 @@
             </w:r>
             <w:r>
               <w:rPr>
-                <w:rFonts w:ascii="Consolas" w:hAnsi="Consolas"/>
+                <w:rFonts w:ascii="Times New Roman" w:hAnsi="Times New Roman"/>
                 <w:color w:val="0E1116"/>
                 <w:kern w:val="0"/>
                 <w:sz w:val="21"/>
@@ -1718,7 +1664,7 @@
             </w:r>
             <w:r>
               <w:rPr>
-                <w:rFonts w:ascii="Consolas" w:hAnsi="Consolas"/>
+                <w:rFonts w:ascii="Times New Roman" w:hAnsi="Times New Roman"/>
                 <w:color w:val="A0111F"/>
                 <w:kern w:val="0"/>
                 <w:sz w:val="21"/>
@@ -1728,7 +1674,7 @@
             </w:r>
             <w:r>
               <w:rPr>
-                <w:rFonts w:ascii="Consolas" w:hAnsi="Consolas"/>
+                <w:rFonts w:ascii="Times New Roman" w:hAnsi="Times New Roman"/>
                 <w:color w:val="0E1116"/>
                 <w:kern w:val="0"/>
                 <w:sz w:val="21"/>
@@ -1738,7 +1684,7 @@
             </w:r>
             <w:r>
               <w:rPr>
-                <w:rFonts w:ascii="Consolas" w:hAnsi="Consolas"/>
+                <w:rFonts w:ascii="Times New Roman" w:hAnsi="Times New Roman"/>
                 <w:color w:val="A0111F"/>
                 <w:kern w:val="0"/>
                 <w:sz w:val="21"/>
@@ -1748,7 +1694,7 @@
             </w:r>
             <w:r>
               <w:rPr>
-                <w:rFonts w:ascii="Consolas" w:hAnsi="Consolas"/>
+                <w:rFonts w:ascii="Times New Roman" w:hAnsi="Times New Roman"/>
                 <w:color w:val="0E1116"/>
                 <w:kern w:val="0"/>
                 <w:sz w:val="21"/>
@@ -1758,7 +1704,7 @@
             </w:r>
             <w:r>
               <w:rPr>
-                <w:rFonts w:ascii="Consolas" w:hAnsi="Consolas"/>
+                <w:rFonts w:ascii="Times New Roman" w:hAnsi="Times New Roman"/>
                 <w:color w:val="A0111F"/>
                 <w:kern w:val="0"/>
                 <w:sz w:val="21"/>
@@ -1768,7 +1714,7 @@
             </w:r>
             <w:r>
               <w:rPr>
-                <w:rFonts w:ascii="Consolas" w:hAnsi="Consolas"/>
+                <w:rFonts w:ascii="Times New Roman" w:hAnsi="Times New Roman"/>
                 <w:color w:val="0E1116"/>
                 <w:kern w:val="0"/>
                 <w:sz w:val="21"/>
@@ -1778,7 +1724,7 @@
             </w:r>
             <w:r>
               <w:rPr>
-                <w:rFonts w:ascii="Consolas" w:hAnsi="Consolas"/>
+                <w:rFonts w:ascii="Times New Roman" w:hAnsi="Times New Roman"/>
                 <w:color w:val="023B95"/>
                 <w:kern w:val="0"/>
                 <w:sz w:val="21"/>
@@ -1788,7 +1734,7 @@
             </w:r>
             <w:r>
               <w:rPr>
-                <w:rFonts w:ascii="Consolas" w:hAnsi="Consolas"/>
+                <w:rFonts w:ascii="Times New Roman" w:hAnsi="Times New Roman"/>
                 <w:color w:val="0E1116"/>
                 <w:kern w:val="0"/>
                 <w:sz w:val="21"/>
@@ -1803,7 +1749,7 @@
               <w:spacing w:after="0" w:line="285" w:lineRule="atLeast"/>
               <w:ind w:left="360"/>
               <w:rPr>
-                <w:rFonts w:ascii="Consolas" w:hAnsi="Consolas"/>
+                <w:rFonts w:ascii="Times New Roman" w:hAnsi="Times New Roman"/>
                 <w:color w:val="0E1116"/>
                 <w:kern w:val="0"/>
                 <w:sz w:val="21"/>
@@ -1812,7 +1758,7 @@
             </w:pPr>
             <w:r>
               <w:rPr>
-                <w:rFonts w:ascii="Consolas" w:hAnsi="Consolas"/>
+                <w:rFonts w:ascii="Times New Roman" w:hAnsi="Times New Roman"/>
                 <w:color w:val="0E1116"/>
                 <w:kern w:val="0"/>
                 <w:sz w:val="21"/>
@@ -1822,7 +1768,7 @@
             </w:r>
             <w:r>
               <w:rPr>
-                <w:rFonts w:ascii="Consolas" w:hAnsi="Consolas"/>
+                <w:rFonts w:ascii="Times New Roman" w:hAnsi="Times New Roman"/>
                 <w:color w:val="A0111F"/>
                 <w:kern w:val="0"/>
                 <w:sz w:val="21"/>
@@ -1832,7 +1778,7 @@
             </w:r>
             <w:r>
               <w:rPr>
-                <w:rFonts w:ascii="Consolas" w:hAnsi="Consolas"/>
+                <w:rFonts w:ascii="Times New Roman" w:hAnsi="Times New Roman"/>
                 <w:color w:val="0E1116"/>
                 <w:kern w:val="0"/>
                 <w:sz w:val="21"/>
@@ -1847,7 +1793,7 @@
               <w:spacing w:after="0" w:line="285" w:lineRule="atLeast"/>
               <w:ind w:left="360"/>
               <w:rPr>
-                <w:rFonts w:ascii="Consolas" w:hAnsi="Consolas"/>
+                <w:rFonts w:ascii="Times New Roman" w:hAnsi="Times New Roman"/>
                 <w:color w:val="0E1116"/>
                 <w:kern w:val="0"/>
                 <w:sz w:val="21"/>
@@ -1856,7 +1802,7 @@
             </w:pPr>
             <w:r>
               <w:rPr>
-                <w:rFonts w:ascii="Consolas" w:hAnsi="Consolas"/>
+                <w:rFonts w:ascii="Times New Roman" w:hAnsi="Times New Roman"/>
                 <w:color w:val="0E1116"/>
                 <w:kern w:val="0"/>
                 <w:sz w:val="21"/>
@@ -1871,7 +1817,7 @@
               <w:spacing w:after="0" w:line="285" w:lineRule="atLeast"/>
               <w:ind w:left="360"/>
               <w:rPr>
-                <w:rFonts w:ascii="Consolas" w:hAnsi="Consolas"/>
+                <w:rFonts w:ascii="Times New Roman" w:hAnsi="Times New Roman"/>
                 <w:color w:val="0E1116"/>
                 <w:kern w:val="0"/>
                 <w:sz w:val="21"/>
@@ -1880,7 +1826,7 @@
             </w:pPr>
             <w:r>
               <w:rPr>
-                <w:rFonts w:ascii="Consolas" w:hAnsi="Consolas"/>
+                <w:rFonts w:ascii="Times New Roman" w:hAnsi="Times New Roman"/>
                 <w:color w:val="0E1116"/>
                 <w:kern w:val="0"/>
                 <w:sz w:val="21"/>
@@ -2456,7 +2402,7 @@
               <w:spacing w:after="0" w:line="285" w:lineRule="atLeast"/>
               <w:ind w:left="360"/>
               <w:rPr>
-                <w:rFonts w:ascii="Consolas" w:hAnsi="Consolas"/>
+                <w:rFonts w:ascii="Times New Roman" w:hAnsi="Times New Roman"/>
                 <w:color w:val="0E1116"/>
                 <w:kern w:val="0"/>
                 <w:sz w:val="21"/>
@@ -2465,7 +2411,7 @@
             </w:pPr>
             <w:r>
               <w:rPr>
-                <w:rFonts w:ascii="Consolas" w:hAnsi="Consolas"/>
+                <w:rFonts w:ascii="Times New Roman" w:hAnsi="Times New Roman"/>
                 <w:color w:val="66707B"/>
                 <w:kern w:val="0"/>
                 <w:sz w:val="21"/>
@@ -2480,7 +2426,7 @@
               <w:spacing w:after="0" w:line="285" w:lineRule="atLeast"/>
               <w:ind w:left="360"/>
               <w:rPr>
-                <w:rFonts w:ascii="Consolas" w:hAnsi="Consolas"/>
+                <w:rFonts w:ascii="Times New Roman" w:hAnsi="Times New Roman"/>
                 <w:color w:val="0E1116"/>
                 <w:kern w:val="0"/>
                 <w:sz w:val="21"/>
@@ -2489,7 +2435,7 @@
             </w:pPr>
             <w:r>
               <w:rPr>
-                <w:rFonts w:ascii="Consolas" w:hAnsi="Consolas"/>
+                <w:rFonts w:ascii="Times New Roman" w:hAnsi="Times New Roman"/>
                 <w:color w:val="A0111F"/>
                 <w:kern w:val="0"/>
                 <w:sz w:val="21"/>
@@ -2499,7 +2445,7 @@
             </w:r>
             <w:r>
               <w:rPr>
-                <w:rFonts w:ascii="Consolas" w:hAnsi="Consolas"/>
+                <w:rFonts w:ascii="Times New Roman" w:hAnsi="Times New Roman"/>
                 <w:color w:val="0E1116"/>
                 <w:kern w:val="0"/>
                 <w:sz w:val="21"/>
@@ -2509,7 +2455,7 @@
             </w:r>
             <w:r>
               <w:rPr>
-                <w:rFonts w:ascii="Consolas" w:hAnsi="Consolas"/>
+                <w:rFonts w:ascii="Times New Roman" w:hAnsi="Times New Roman"/>
                 <w:color w:val="024C1A"/>
                 <w:kern w:val="0"/>
                 <w:sz w:val="21"/>
@@ -2519,7 +2465,7 @@
             </w:r>
             <w:r>
               <w:rPr>
-                <w:rFonts w:ascii="Consolas" w:hAnsi="Consolas"/>
+                <w:rFonts w:ascii="Times New Roman" w:hAnsi="Times New Roman"/>
                 <w:color w:val="0E1116"/>
                 <w:kern w:val="0"/>
                 <w:sz w:val="21"/>
@@ -2529,7 +2475,7 @@
             </w:r>
             <w:r>
               <w:rPr>
-                <w:rFonts w:ascii="Consolas" w:hAnsi="Consolas"/>
+                <w:rFonts w:ascii="Times New Roman" w:hAnsi="Times New Roman"/>
                 <w:color w:val="023B95"/>
                 <w:kern w:val="0"/>
                 <w:sz w:val="21"/>
@@ -2539,7 +2485,7 @@
             </w:r>
             <w:r>
               <w:rPr>
-                <w:rFonts w:ascii="Consolas" w:hAnsi="Consolas"/>
+                <w:rFonts w:ascii="Times New Roman" w:hAnsi="Times New Roman"/>
                 <w:color w:val="0E1116"/>
                 <w:kern w:val="0"/>
                 <w:sz w:val="21"/>
@@ -2554,7 +2500,7 @@
               <w:spacing w:after="0" w:line="285" w:lineRule="atLeast"/>
               <w:ind w:left="360"/>
               <w:rPr>
-                <w:rFonts w:ascii="Consolas" w:hAnsi="Consolas"/>
+                <w:rFonts w:ascii="Times New Roman" w:hAnsi="Times New Roman"/>
                 <w:color w:val="0E1116"/>
                 <w:kern w:val="0"/>
                 <w:sz w:val="21"/>
@@ -2568,7 +2514,7 @@
               <w:spacing w:after="0" w:line="285" w:lineRule="atLeast"/>
               <w:ind w:left="360"/>
               <w:rPr>
-                <w:rFonts w:ascii="Consolas" w:hAnsi="Consolas"/>
+                <w:rFonts w:ascii="Times New Roman" w:hAnsi="Times New Roman"/>
                 <w:color w:val="0E1116"/>
                 <w:kern w:val="0"/>
                 <w:sz w:val="21"/>
@@ -2577,7 +2523,7 @@
             </w:pPr>
             <w:r>
               <w:rPr>
-                <w:rFonts w:ascii="Consolas" w:hAnsi="Consolas"/>
+                <w:rFonts w:ascii="Times New Roman" w:hAnsi="Times New Roman"/>
                 <w:color w:val="A0111F"/>
                 <w:kern w:val="0"/>
                 <w:sz w:val="21"/>
@@ -2587,7 +2533,7 @@
             </w:r>
             <w:r>
               <w:rPr>
-                <w:rFonts w:ascii="Consolas" w:hAnsi="Consolas"/>
+                <w:rFonts w:ascii="Times New Roman" w:hAnsi="Times New Roman"/>
                 <w:color w:val="702C00"/>
                 <w:kern w:val="0"/>
                 <w:sz w:val="21"/>
@@ -2597,7 +2543,7 @@
             </w:r>
             <w:r>
               <w:rPr>
-                <w:rFonts w:ascii="Consolas" w:hAnsi="Consolas"/>
+                <w:rFonts w:ascii="Times New Roman" w:hAnsi="Times New Roman"/>
                 <w:color w:val="0E1116"/>
                 <w:kern w:val="0"/>
                 <w:sz w:val="21"/>
@@ -2612,7 +2558,7 @@
               <w:spacing w:after="0" w:line="285" w:lineRule="atLeast"/>
               <w:ind w:left="360"/>
               <w:rPr>
-                <w:rFonts w:ascii="Consolas" w:hAnsi="Consolas"/>
+                <w:rFonts w:ascii="Times New Roman" w:hAnsi="Times New Roman"/>
                 <w:color w:val="0E1116"/>
                 <w:kern w:val="0"/>
                 <w:sz w:val="21"/>
@@ -2621,7 +2567,7 @@
             </w:pPr>
             <w:r>
               <w:rPr>
-                <w:rFonts w:ascii="Consolas" w:hAnsi="Consolas"/>
+                <w:rFonts w:ascii="Times New Roman" w:hAnsi="Times New Roman"/>
                 <w:color w:val="0E1116"/>
                 <w:kern w:val="0"/>
                 <w:sz w:val="21"/>
@@ -2631,7 +2577,7 @@
             </w:r>
             <w:r>
               <w:rPr>
-                <w:rFonts w:ascii="Consolas" w:hAnsi="Consolas"/>
+                <w:rFonts w:ascii="Times New Roman" w:hAnsi="Times New Roman"/>
                 <w:color w:val="023B95"/>
                 <w:kern w:val="0"/>
                 <w:sz w:val="21"/>
@@ -2641,7 +2587,7 @@
             </w:r>
             <w:r>
               <w:rPr>
-                <w:rFonts w:ascii="Consolas" w:hAnsi="Consolas"/>
+                <w:rFonts w:ascii="Times New Roman" w:hAnsi="Times New Roman"/>
                 <w:color w:val="0E1116"/>
                 <w:kern w:val="0"/>
                 <w:sz w:val="21"/>
@@ -2651,7 +2597,7 @@
             </w:r>
             <w:r>
               <w:rPr>
-                <w:rFonts w:ascii="Consolas" w:hAnsi="Consolas"/>
+                <w:rFonts w:ascii="Times New Roman" w:hAnsi="Times New Roman"/>
                 <w:color w:val="A0111F"/>
                 <w:kern w:val="0"/>
                 <w:sz w:val="21"/>
@@ -2661,7 +2607,7 @@
             </w:r>
             <w:r>
               <w:rPr>
-                <w:rFonts w:ascii="Consolas" w:hAnsi="Consolas"/>
+                <w:rFonts w:ascii="Times New Roman" w:hAnsi="Times New Roman"/>
                 <w:color w:val="0E1116"/>
                 <w:kern w:val="0"/>
                 <w:sz w:val="21"/>
@@ -2676,7 +2622,7 @@
               <w:spacing w:after="0" w:line="285" w:lineRule="atLeast"/>
               <w:ind w:left="360"/>
               <w:rPr>
-                <w:rFonts w:ascii="Consolas" w:hAnsi="Consolas"/>
+                <w:rFonts w:ascii="Times New Roman" w:hAnsi="Times New Roman"/>
                 <w:color w:val="0E1116"/>
                 <w:kern w:val="0"/>
                 <w:sz w:val="21"/>
@@ -2685,7 +2631,7 @@
             </w:pPr>
             <w:r>
               <w:rPr>
-                <w:rFonts w:ascii="Consolas" w:hAnsi="Consolas"/>
+                <w:rFonts w:ascii="Times New Roman" w:hAnsi="Times New Roman"/>
                 <w:color w:val="0E1116"/>
                 <w:kern w:val="0"/>
                 <w:sz w:val="21"/>
@@ -2695,7 +2641,7 @@
             </w:r>
             <w:r>
               <w:rPr>
-                <w:rFonts w:ascii="Consolas" w:hAnsi="Consolas"/>
+                <w:rFonts w:ascii="Times New Roman" w:hAnsi="Times New Roman"/>
                 <w:color w:val="023B95"/>
                 <w:kern w:val="0"/>
                 <w:sz w:val="21"/>
@@ -2705,7 +2651,7 @@
             </w:r>
             <w:r>
               <w:rPr>
-                <w:rFonts w:ascii="Consolas" w:hAnsi="Consolas"/>
+                <w:rFonts w:ascii="Times New Roman" w:hAnsi="Times New Roman"/>
                 <w:color w:val="0E1116"/>
                 <w:kern w:val="0"/>
                 <w:sz w:val="21"/>
@@ -2715,7 +2661,7 @@
             </w:r>
             <w:r>
               <w:rPr>
-                <w:rFonts w:ascii="Consolas" w:hAnsi="Consolas"/>
+                <w:rFonts w:ascii="Times New Roman" w:hAnsi="Times New Roman"/>
                 <w:color w:val="A0111F"/>
                 <w:kern w:val="0"/>
                 <w:sz w:val="21"/>
@@ -2725,7 +2671,7 @@
             </w:r>
             <w:r>
               <w:rPr>
-                <w:rFonts w:ascii="Consolas" w:hAnsi="Consolas"/>
+                <w:rFonts w:ascii="Times New Roman" w:hAnsi="Times New Roman"/>
                 <w:color w:val="0E1116"/>
                 <w:kern w:val="0"/>
                 <w:sz w:val="21"/>
@@ -2740,7 +2686,7 @@
               <w:spacing w:after="0" w:line="285" w:lineRule="atLeast"/>
               <w:ind w:left="360"/>
               <w:rPr>
-                <w:rFonts w:ascii="Consolas" w:hAnsi="Consolas"/>
+                <w:rFonts w:ascii="Times New Roman" w:hAnsi="Times New Roman"/>
                 <w:color w:val="0E1116"/>
                 <w:kern w:val="0"/>
                 <w:sz w:val="21"/>
@@ -2749,7 +2695,7 @@
             </w:pPr>
             <w:r>
               <w:rPr>
-                <w:rFonts w:ascii="Consolas" w:hAnsi="Consolas"/>
+                <w:rFonts w:ascii="Times New Roman" w:hAnsi="Times New Roman"/>
                 <w:color w:val="0E1116"/>
                 <w:kern w:val="0"/>
                 <w:sz w:val="21"/>
@@ -2759,7 +2705,7 @@
             </w:r>
             <w:r>
               <w:rPr>
-                <w:rFonts w:ascii="Consolas" w:hAnsi="Consolas"/>
+                <w:rFonts w:ascii="Times New Roman" w:hAnsi="Times New Roman"/>
                 <w:color w:val="A0111F"/>
                 <w:kern w:val="0"/>
                 <w:sz w:val="21"/>
@@ -2769,7 +2715,7 @@
             </w:r>
             <w:r>
               <w:rPr>
-                <w:rFonts w:ascii="Consolas" w:hAnsi="Consolas"/>
+                <w:rFonts w:ascii="Times New Roman" w:hAnsi="Times New Roman"/>
                 <w:color w:val="0E1116"/>
                 <w:kern w:val="0"/>
                 <w:sz w:val="21"/>
@@ -2779,7 +2725,7 @@
             </w:r>
             <w:r>
               <w:rPr>
-                <w:rFonts w:ascii="Consolas" w:hAnsi="Consolas"/>
+                <w:rFonts w:ascii="Times New Roman" w:hAnsi="Times New Roman"/>
                 <w:color w:val="023B95"/>
                 <w:kern w:val="0"/>
                 <w:sz w:val="21"/>
@@ -2789,7 +2735,7 @@
             </w:r>
             <w:r>
               <w:rPr>
-                <w:rFonts w:ascii="Consolas" w:hAnsi="Consolas"/>
+                <w:rFonts w:ascii="Times New Roman" w:hAnsi="Times New Roman"/>
                 <w:color w:val="0E1116"/>
                 <w:kern w:val="0"/>
                 <w:sz w:val="21"/>
@@ -2799,7 +2745,7 @@
             </w:r>
             <w:r>
               <w:rPr>
-                <w:rFonts w:ascii="Consolas" w:hAnsi="Consolas"/>
+                <w:rFonts w:ascii="Times New Roman" w:hAnsi="Times New Roman"/>
                 <w:color w:val="A0111F"/>
                 <w:kern w:val="0"/>
                 <w:sz w:val="21"/>
@@ -2809,7 +2755,7 @@
             </w:r>
             <w:r>
               <w:rPr>
-                <w:rFonts w:ascii="Consolas" w:hAnsi="Consolas"/>
+                <w:rFonts w:ascii="Times New Roman" w:hAnsi="Times New Roman"/>
                 <w:color w:val="0E1116"/>
                 <w:kern w:val="0"/>
                 <w:sz w:val="21"/>
@@ -2819,7 +2765,7 @@
             </w:r>
             <w:r>
               <w:rPr>
-                <w:rFonts w:ascii="Consolas" w:hAnsi="Consolas"/>
+                <w:rFonts w:ascii="Times New Roman" w:hAnsi="Times New Roman"/>
                 <w:color w:val="023B95"/>
                 <w:kern w:val="0"/>
                 <w:sz w:val="21"/>
@@ -2829,7 +2775,7 @@
             </w:r>
             <w:r>
               <w:rPr>
-                <w:rFonts w:ascii="Consolas" w:hAnsi="Consolas"/>
+                <w:rFonts w:ascii="Times New Roman" w:hAnsi="Times New Roman"/>
                 <w:color w:val="0E1116"/>
                 <w:kern w:val="0"/>
                 <w:sz w:val="21"/>
@@ -2844,7 +2790,7 @@
               <w:spacing w:after="0" w:line="285" w:lineRule="atLeast"/>
               <w:ind w:left="360"/>
               <w:rPr>
-                <w:rFonts w:ascii="Consolas" w:hAnsi="Consolas"/>
+                <w:rFonts w:ascii="Times New Roman" w:hAnsi="Times New Roman"/>
                 <w:color w:val="0E1116"/>
                 <w:kern w:val="0"/>
                 <w:sz w:val="21"/>
@@ -2853,7 +2799,7 @@
             </w:pPr>
             <w:r>
               <w:rPr>
-                <w:rFonts w:ascii="Consolas" w:hAnsi="Consolas"/>
+                <w:rFonts w:ascii="Times New Roman" w:hAnsi="Times New Roman"/>
                 <w:color w:val="0E1116"/>
                 <w:kern w:val="0"/>
                 <w:sz w:val="21"/>
@@ -2863,7 +2809,7 @@
             </w:r>
             <w:r>
               <w:rPr>
-                <w:rFonts w:ascii="Consolas" w:hAnsi="Consolas"/>
+                <w:rFonts w:ascii="Times New Roman" w:hAnsi="Times New Roman"/>
                 <w:color w:val="A0111F"/>
                 <w:kern w:val="0"/>
                 <w:sz w:val="21"/>
@@ -2873,7 +2819,7 @@
             </w:r>
             <w:r>
               <w:rPr>
-                <w:rFonts w:ascii="Consolas" w:hAnsi="Consolas"/>
+                <w:rFonts w:ascii="Times New Roman" w:hAnsi="Times New Roman"/>
                 <w:color w:val="0E1116"/>
                 <w:kern w:val="0"/>
                 <w:sz w:val="21"/>
@@ -2888,7 +2834,7 @@
               <w:spacing w:after="0" w:line="285" w:lineRule="atLeast"/>
               <w:ind w:left="360"/>
               <w:rPr>
-                <w:rFonts w:ascii="Consolas" w:hAnsi="Consolas"/>
+                <w:rFonts w:ascii="Times New Roman" w:hAnsi="Times New Roman"/>
                 <w:color w:val="0E1116"/>
                 <w:kern w:val="0"/>
                 <w:sz w:val="21"/>
@@ -2897,7 +2843,7 @@
             </w:pPr>
             <w:r>
               <w:rPr>
-                <w:rFonts w:ascii="Consolas" w:hAnsi="Consolas"/>
+                <w:rFonts w:ascii="Times New Roman" w:hAnsi="Times New Roman"/>
                 <w:color w:val="0E1116"/>
                 <w:kern w:val="0"/>
                 <w:sz w:val="21"/>
@@ -2907,7 +2853,7 @@
             </w:r>
             <w:r>
               <w:rPr>
-                <w:rFonts w:ascii="Consolas" w:hAnsi="Consolas"/>
+                <w:rFonts w:ascii="Times New Roman" w:hAnsi="Times New Roman"/>
                 <w:color w:val="A0111F"/>
                 <w:kern w:val="0"/>
                 <w:sz w:val="21"/>
@@ -2917,7 +2863,7 @@
             </w:r>
             <w:r>
               <w:rPr>
-                <w:rFonts w:ascii="Consolas" w:hAnsi="Consolas"/>
+                <w:rFonts w:ascii="Times New Roman" w:hAnsi="Times New Roman"/>
                 <w:color w:val="0E1116"/>
                 <w:kern w:val="0"/>
                 <w:sz w:val="21"/>
@@ -2932,7 +2878,7 @@
               <w:spacing w:after="0" w:line="285" w:lineRule="atLeast"/>
               <w:ind w:left="360"/>
               <w:rPr>
-                <w:rFonts w:ascii="Consolas" w:hAnsi="Consolas"/>
+                <w:rFonts w:ascii="Times New Roman" w:hAnsi="Times New Roman"/>
                 <w:color w:val="0E1116"/>
                 <w:kern w:val="0"/>
                 <w:sz w:val="21"/>
@@ -2941,7 +2887,7 @@
             </w:pPr>
             <w:r>
               <w:rPr>
-                <w:rFonts w:ascii="Consolas" w:hAnsi="Consolas"/>
+                <w:rFonts w:ascii="Times New Roman" w:hAnsi="Times New Roman"/>
                 <w:color w:val="0E1116"/>
                 <w:kern w:val="0"/>
                 <w:sz w:val="21"/>
@@ -2956,7 +2902,7 @@
               <w:spacing w:after="0" w:line="285" w:lineRule="atLeast"/>
               <w:ind w:left="360"/>
               <w:rPr>
-                <w:rFonts w:ascii="Consolas" w:hAnsi="Consolas"/>
+                <w:rFonts w:ascii="Times New Roman" w:hAnsi="Times New Roman"/>
                 <w:color w:val="0E1116"/>
                 <w:kern w:val="0"/>
                 <w:sz w:val="21"/>
@@ -2965,7 +2911,7 @@
             </w:pPr>
             <w:r>
               <w:rPr>
-                <w:rFonts w:ascii="Consolas" w:hAnsi="Consolas"/>
+                <w:rFonts w:ascii="Times New Roman" w:hAnsi="Times New Roman"/>
                 <w:color w:val="0E1116"/>
                 <w:kern w:val="0"/>
                 <w:sz w:val="21"/>
@@ -2975,7 +2921,7 @@
             </w:r>
             <w:r>
               <w:rPr>
-                <w:rFonts w:ascii="Consolas" w:hAnsi="Consolas"/>
+                <w:rFonts w:ascii="Times New Roman" w:hAnsi="Times New Roman"/>
                 <w:color w:val="A0111F"/>
                 <w:kern w:val="0"/>
                 <w:sz w:val="21"/>
@@ -2985,7 +2931,7 @@
             </w:r>
             <w:r>
               <w:rPr>
-                <w:rFonts w:ascii="Consolas" w:hAnsi="Consolas"/>
+                <w:rFonts w:ascii="Times New Roman" w:hAnsi="Times New Roman"/>
                 <w:color w:val="0E1116"/>
                 <w:kern w:val="0"/>
                 <w:sz w:val="21"/>
@@ -2995,7 +2941,7 @@
             </w:r>
             <w:r>
               <w:rPr>
-                <w:rFonts w:ascii="Consolas" w:hAnsi="Consolas"/>
+                <w:rFonts w:ascii="Times New Roman" w:hAnsi="Times New Roman"/>
                 <w:color w:val="622CBC"/>
                 <w:kern w:val="0"/>
                 <w:sz w:val="21"/>
@@ -3005,7 +2951,7 @@
             </w:r>
             <w:r>
               <w:rPr>
-                <w:rFonts w:ascii="Consolas" w:hAnsi="Consolas"/>
+                <w:rFonts w:ascii="Times New Roman" w:hAnsi="Times New Roman"/>
                 <w:color w:val="0E1116"/>
                 <w:kern w:val="0"/>
                 <w:sz w:val="21"/>
@@ -3015,7 +2961,7 @@
             </w:r>
             <w:r>
               <w:rPr>
-                <w:rFonts w:ascii="Consolas" w:hAnsi="Consolas"/>
+                <w:rFonts w:ascii="Times New Roman" w:hAnsi="Times New Roman"/>
                 <w:color w:val="023B95"/>
                 <w:kern w:val="0"/>
                 <w:sz w:val="21"/>
@@ -3025,7 +2971,7 @@
             </w:r>
             <w:r>
               <w:rPr>
-                <w:rFonts w:ascii="Consolas" w:hAnsi="Consolas"/>
+                <w:rFonts w:ascii="Times New Roman" w:hAnsi="Times New Roman"/>
                 <w:color w:val="0E1116"/>
                 <w:kern w:val="0"/>
                 <w:sz w:val="21"/>
@@ -3035,7 +2981,7 @@
             </w:r>
             <w:r>
               <w:rPr>
-                <w:rFonts w:ascii="Consolas" w:hAnsi="Consolas"/>
+                <w:rFonts w:ascii="Times New Roman" w:hAnsi="Times New Roman"/>
                 <w:color w:val="A0111F"/>
                 <w:kern w:val="0"/>
                 <w:sz w:val="21"/>
@@ -3045,7 +2991,7 @@
             </w:r>
             <w:r>
               <w:rPr>
-                <w:rFonts w:ascii="Consolas" w:hAnsi="Consolas"/>
+                <w:rFonts w:ascii="Times New Roman" w:hAnsi="Times New Roman"/>
                 <w:color w:val="0E1116"/>
                 <w:kern w:val="0"/>
                 <w:sz w:val="21"/>
@@ -3055,7 +3001,7 @@
             </w:r>
             <w:r>
               <w:rPr>
-                <w:rFonts w:ascii="Consolas" w:hAnsi="Consolas"/>
+                <w:rFonts w:ascii="Times New Roman" w:hAnsi="Times New Roman"/>
                 <w:color w:val="A0111F"/>
                 <w:kern w:val="0"/>
                 <w:sz w:val="21"/>
@@ -3065,7 +3011,7 @@
             </w:r>
             <w:r>
               <w:rPr>
-                <w:rFonts w:ascii="Consolas" w:hAnsi="Consolas"/>
+                <w:rFonts w:ascii="Times New Roman" w:hAnsi="Times New Roman"/>
                 <w:color w:val="0E1116"/>
                 <w:kern w:val="0"/>
                 <w:sz w:val="21"/>
@@ -3080,7 +3026,7 @@
               <w:spacing w:after="0" w:line="285" w:lineRule="atLeast"/>
               <w:ind w:left="360"/>
               <w:rPr>
-                <w:rFonts w:ascii="Consolas" w:hAnsi="Consolas"/>
+                <w:rFonts w:ascii="Times New Roman" w:hAnsi="Times New Roman"/>
                 <w:color w:val="0E1116"/>
                 <w:kern w:val="0"/>
                 <w:sz w:val="21"/>
@@ -3089,7 +3035,7 @@
             </w:pPr>
             <w:r>
               <w:rPr>
-                <w:rFonts w:ascii="Consolas" w:hAnsi="Consolas"/>
+                <w:rFonts w:ascii="Times New Roman" w:hAnsi="Times New Roman"/>
                 <w:color w:val="0E1116"/>
                 <w:kern w:val="0"/>
                 <w:sz w:val="21"/>
@@ -3099,7 +3045,7 @@
             </w:r>
             <w:r>
               <w:rPr>
-                <w:rFonts w:ascii="Consolas" w:hAnsi="Consolas"/>
+                <w:rFonts w:ascii="Times New Roman" w:hAnsi="Times New Roman"/>
                 <w:color w:val="A0111F"/>
                 <w:kern w:val="0"/>
                 <w:sz w:val="21"/>
@@ -3109,7 +3055,7 @@
             </w:r>
             <w:r>
               <w:rPr>
-                <w:rFonts w:ascii="Consolas" w:hAnsi="Consolas"/>
+                <w:rFonts w:ascii="Times New Roman" w:hAnsi="Times New Roman"/>
                 <w:color w:val="0E1116"/>
                 <w:kern w:val="0"/>
                 <w:sz w:val="21"/>
@@ -3124,7 +3070,7 @@
               <w:spacing w:after="0" w:line="285" w:lineRule="atLeast"/>
               <w:ind w:left="360"/>
               <w:rPr>
-                <w:rFonts w:ascii="Consolas" w:hAnsi="Consolas"/>
+                <w:rFonts w:ascii="Times New Roman" w:hAnsi="Times New Roman"/>
                 <w:color w:val="0E1116"/>
                 <w:kern w:val="0"/>
                 <w:sz w:val="21"/>
@@ -3133,7 +3079,7 @@
             </w:pPr>
             <w:r>
               <w:rPr>
-                <w:rFonts w:ascii="Consolas" w:hAnsi="Consolas"/>
+                <w:rFonts w:ascii="Times New Roman" w:hAnsi="Times New Roman"/>
                 <w:color w:val="0E1116"/>
                 <w:kern w:val="0"/>
                 <w:sz w:val="21"/>
@@ -3148,7 +3094,7 @@
               <w:spacing w:after="0" w:line="285" w:lineRule="atLeast"/>
               <w:ind w:left="360"/>
               <w:rPr>
-                <w:rFonts w:ascii="Consolas" w:hAnsi="Consolas"/>
+                <w:rFonts w:ascii="Times New Roman" w:hAnsi="Times New Roman"/>
                 <w:color w:val="0E1116"/>
                 <w:kern w:val="0"/>
                 <w:sz w:val="21"/>
@@ -3157,7 +3103,7 @@
             </w:pPr>
             <w:r>
               <w:rPr>
-                <w:rFonts w:ascii="Consolas" w:hAnsi="Consolas"/>
+                <w:rFonts w:ascii="Times New Roman" w:hAnsi="Times New Roman"/>
                 <w:color w:val="0E1116"/>
                 <w:kern w:val="0"/>
                 <w:sz w:val="21"/>
@@ -3167,7 +3113,7 @@
             </w:r>
             <w:r>
               <w:rPr>
-                <w:rFonts w:ascii="Consolas" w:hAnsi="Consolas"/>
+                <w:rFonts w:ascii="Times New Roman" w:hAnsi="Times New Roman"/>
                 <w:color w:val="A0111F"/>
                 <w:kern w:val="0"/>
                 <w:sz w:val="21"/>
@@ -3177,7 +3123,7 @@
             </w:r>
             <w:r>
               <w:rPr>
-                <w:rFonts w:ascii="Consolas" w:hAnsi="Consolas"/>
+                <w:rFonts w:ascii="Times New Roman" w:hAnsi="Times New Roman"/>
                 <w:color w:val="0E1116"/>
                 <w:kern w:val="0"/>
                 <w:sz w:val="21"/>
@@ -3187,7 +3133,7 @@
             </w:r>
             <w:r>
               <w:rPr>
-                <w:rFonts w:ascii="Consolas" w:hAnsi="Consolas"/>
+                <w:rFonts w:ascii="Times New Roman" w:hAnsi="Times New Roman"/>
                 <w:color w:val="622CBC"/>
                 <w:kern w:val="0"/>
                 <w:sz w:val="21"/>
@@ -3197,7 +3143,7 @@
             </w:r>
             <w:r>
               <w:rPr>
-                <w:rFonts w:ascii="Consolas" w:hAnsi="Consolas"/>
+                <w:rFonts w:ascii="Times New Roman" w:hAnsi="Times New Roman"/>
                 <w:color w:val="0E1116"/>
                 <w:kern w:val="0"/>
                 <w:sz w:val="21"/>
@@ -3207,7 +3153,7 @@
             </w:r>
             <w:r>
               <w:rPr>
-                <w:rFonts w:ascii="Consolas" w:hAnsi="Consolas"/>
+                <w:rFonts w:ascii="Times New Roman" w:hAnsi="Times New Roman"/>
                 <w:color w:val="023B95"/>
                 <w:kern w:val="0"/>
                 <w:sz w:val="21"/>
@@ -3217,7 +3163,7 @@
             </w:r>
             <w:r>
               <w:rPr>
-                <w:rFonts w:ascii="Consolas" w:hAnsi="Consolas"/>
+                <w:rFonts w:ascii="Times New Roman" w:hAnsi="Times New Roman"/>
                 <w:color w:val="0E1116"/>
                 <w:kern w:val="0"/>
                 <w:sz w:val="21"/>
@@ -3227,7 +3173,7 @@
             </w:r>
             <w:r>
               <w:rPr>
-                <w:rFonts w:ascii="Consolas" w:hAnsi="Consolas"/>
+                <w:rFonts w:ascii="Times New Roman" w:hAnsi="Times New Roman"/>
                 <w:color w:val="A0111F"/>
                 <w:kern w:val="0"/>
                 <w:sz w:val="21"/>
@@ -3237,7 +3183,7 @@
             </w:r>
             <w:r>
               <w:rPr>
-                <w:rFonts w:ascii="Consolas" w:hAnsi="Consolas"/>
+                <w:rFonts w:ascii="Times New Roman" w:hAnsi="Times New Roman"/>
                 <w:color w:val="0E1116"/>
                 <w:kern w:val="0"/>
                 <w:sz w:val="21"/>
@@ -3252,7 +3198,7 @@
               <w:spacing w:after="0" w:line="285" w:lineRule="atLeast"/>
               <w:ind w:left="360"/>
               <w:rPr>
-                <w:rFonts w:ascii="Consolas" w:hAnsi="Consolas"/>
+                <w:rFonts w:ascii="Times New Roman" w:hAnsi="Times New Roman"/>
                 <w:color w:val="0E1116"/>
                 <w:kern w:val="0"/>
                 <w:sz w:val="21"/>
@@ -3261,7 +3207,7 @@
             </w:pPr>
             <w:r>
               <w:rPr>
-                <w:rFonts w:ascii="Consolas" w:hAnsi="Consolas"/>
+                <w:rFonts w:ascii="Times New Roman" w:hAnsi="Times New Roman"/>
                 <w:color w:val="0E1116"/>
                 <w:kern w:val="0"/>
                 <w:sz w:val="21"/>
@@ -3271,7 +3217,7 @@
             </w:r>
             <w:r>
               <w:rPr>
-                <w:rFonts w:ascii="Consolas" w:hAnsi="Consolas"/>
+                <w:rFonts w:ascii="Times New Roman" w:hAnsi="Times New Roman"/>
                 <w:color w:val="A0111F"/>
                 <w:kern w:val="0"/>
                 <w:sz w:val="21"/>
@@ -3281,7 +3227,7 @@
             </w:r>
             <w:r>
               <w:rPr>
-                <w:rFonts w:ascii="Consolas" w:hAnsi="Consolas"/>
+                <w:rFonts w:ascii="Times New Roman" w:hAnsi="Times New Roman"/>
                 <w:color w:val="0E1116"/>
                 <w:kern w:val="0"/>
                 <w:sz w:val="21"/>
@@ -3296,7 +3242,7 @@
               <w:spacing w:after="0" w:line="285" w:lineRule="atLeast"/>
               <w:ind w:left="360"/>
               <w:rPr>
-                <w:rFonts w:ascii="Consolas" w:hAnsi="Consolas"/>
+                <w:rFonts w:ascii="Times New Roman" w:hAnsi="Times New Roman"/>
                 <w:color w:val="0E1116"/>
                 <w:kern w:val="0"/>
                 <w:sz w:val="21"/>
@@ -3305,7 +3251,7 @@
             </w:pPr>
             <w:r>
               <w:rPr>
-                <w:rFonts w:ascii="Consolas" w:hAnsi="Consolas"/>
+                <w:rFonts w:ascii="Times New Roman" w:hAnsi="Times New Roman"/>
                 <w:color w:val="0E1116"/>
                 <w:kern w:val="0"/>
                 <w:sz w:val="21"/>
@@ -3320,7 +3266,7 @@
               <w:spacing w:after="0" w:line="285" w:lineRule="atLeast"/>
               <w:ind w:left="360"/>
               <w:rPr>
-                <w:rFonts w:ascii="Consolas" w:hAnsi="Consolas"/>
+                <w:rFonts w:ascii="Times New Roman" w:hAnsi="Times New Roman"/>
                 <w:color w:val="0E1116"/>
                 <w:kern w:val="0"/>
                 <w:sz w:val="21"/>
@@ -3329,7 +3275,7 @@
             </w:pPr>
             <w:r>
               <w:rPr>
-                <w:rFonts w:ascii="Consolas" w:hAnsi="Consolas"/>
+                <w:rFonts w:ascii="Times New Roman" w:hAnsi="Times New Roman"/>
                 <w:color w:val="0E1116"/>
                 <w:kern w:val="0"/>
                 <w:sz w:val="21"/>
@@ -3562,14 +3508,7 @@
           <w:rFonts w:ascii="Times New Roman" w:hAnsi="Times New Roman"/>
           <w:lang w:val="vi-VN"/>
         </w:rPr>
-        <w:t xml:space="preserve">updateID </w:t>
-      </w:r>
-      <w:r>
-        <w:rPr>
-          <w:rFonts w:ascii="Times New Roman" w:hAnsi="Times New Roman"/>
-          <w:lang w:val="vi-VN"/>
-        </w:rPr>
-        <w:t>thành giá trị:</w:t>
+        <w:t>updateID thành giá trị:</w:t>
       </w:r>
       <w:r>
         <w:rPr>
@@ -3828,7 +3767,7 @@
           </mc:Choice>
           <mc:Fallback>
             <w:pict>
-              <v:rect w14:anchorId="6E94227F" id="Rectangle 31" o:spid="_x0000_s1026" style="position:absolute;margin-left:244.35pt;margin-top:149.95pt;width:28.95pt;height:11.4pt;z-index:251659264;visibility:visible;mso-wrap-style:square;mso-width-percent:0;mso-height-percent:0;mso-wrap-distance-left:9pt;mso-wrap-distance-top:0;mso-wrap-distance-right:9pt;mso-wrap-distance-bottom:0;mso-position-horizontal:absolute;mso-position-horizontal-relative:text;mso-position-vertical:absolute;mso-position-vertical-relative:text;mso-width-percent:0;mso-height-percent:0;mso-width-relative:margin;mso-height-relative:margin;v-text-anchor:middle" o:gfxdata="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" fillcolor="#212934 [1615]" stroked="f" strokeweight="1pt"/>
+              <v:rect w14:anchorId="2408DB30" id="Rectangle 31" o:spid="_x0000_s1026" style="position:absolute;margin-left:244.35pt;margin-top:149.95pt;width:28.95pt;height:11.4pt;z-index:251659264;visibility:visible;mso-wrap-style:square;mso-width-percent:0;mso-height-percent:0;mso-wrap-distance-left:9pt;mso-wrap-distance-top:0;mso-wrap-distance-right:9pt;mso-wrap-distance-bottom:0;mso-position-horizontal:absolute;mso-position-horizontal-relative:text;mso-position-vertical:absolute;mso-position-vertical-relative:text;mso-width-percent:0;mso-height-percent:0;mso-width-relative:margin;mso-height-relative:margin;v-text-anchor:middle" o:gfxdata="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" fillcolor="#212934 [1615]" stroked="f" strokeweight="1pt"/>
             </w:pict>
           </mc:Fallback>
         </mc:AlternateContent>
@@ -3899,34 +3838,7 @@
           <w:bCs/>
           <w:lang w:val="vi-VN"/>
         </w:rPr>
-        <w:t xml:space="preserve">Yêu cầu </w:t>
-      </w:r>
-      <w:r>
-        <w:rPr>
-          <w:rFonts w:ascii="Times New Roman" w:hAnsi="Times New Roman"/>
-          <w:b/>
-          <w:bCs/>
-          <w:lang w:val="vi-VN"/>
-        </w:rPr>
-        <w:t>3: L</w:t>
-      </w:r>
-      <w:r>
-        <w:rPr>
-          <w:rFonts w:ascii="Times New Roman" w:hAnsi="Times New Roman" w:hint="eastAsia"/>
-          <w:b/>
-          <w:bCs/>
-          <w:lang w:val="vi-VN"/>
-        </w:rPr>
-        <w:t>ư</w:t>
-      </w:r>
-      <w:r>
-        <w:rPr>
-          <w:rFonts w:ascii="Times New Roman" w:hAnsi="Times New Roman"/>
-          <w:b/>
-          <w:bCs/>
-          <w:lang w:val="vi-VN"/>
-        </w:rPr>
-        <w:t>u trữ dữ liệu phức tạp - StudentGrades Contract</w:t>
+        <w:t>Yêu cầu 3: Lưu trữ dữ liệu phức tạp - StudentGrades Contract</w:t>
       </w:r>
     </w:p>
     <w:tbl>
@@ -3961,23 +3873,7 @@
                 <w:b/>
                 <w:bCs/>
               </w:rPr>
-              <w:t>Yêu cầu này nâng cao độ khó bằng cách giới thiệu các kiểu dữ liệu phức tạp và mạnh mẽ trong Solidity: struct (cấu trúc) và mapping (ánh xạ), cho phép l</w:t>
-            </w:r>
-            <w:r>
-              <w:rPr>
-                <w:rFonts w:ascii="Times New Roman" w:hAnsi="Times New Roman" w:hint="eastAsia"/>
-                <w:b/>
-                <w:bCs/>
-              </w:rPr>
-              <w:t>ư</w:t>
-            </w:r>
-            <w:r>
-              <w:rPr>
-                <w:rFonts w:ascii="Times New Roman" w:hAnsi="Times New Roman"/>
-                <w:b/>
-                <w:bCs/>
-              </w:rPr>
-              <w:t>u trữ danh sách dữ liệu có cấu trúc.</w:t>
+              <w:t>Yêu cầu này nâng cao độ khó bằng cách giới thiệu các kiểu dữ liệu phức tạp và mạnh mẽ trong Solidity: struct (cấu trúc) và mapping (ánh xạ), cho phép lưu trữ danh sách dữ liệu có cấu trúc.</w:t>
             </w:r>
           </w:p>
           <w:p>
@@ -4001,19 +3897,7 @@
               <w:rPr>
                 <w:rFonts w:ascii="Times New Roman" w:hAnsi="Times New Roman"/>
               </w:rPr>
-              <w:t>(1.0đ) Tạo file StudentGrades.sol. Định nghĩa một struct tên là Subject bao gồm 2 tr</w:t>
-            </w:r>
-            <w:r>
-              <w:rPr>
-                <w:rFonts w:ascii="Times New Roman" w:hAnsi="Times New Roman" w:hint="eastAsia"/>
-              </w:rPr>
-              <w:t>ư</w:t>
-            </w:r>
-            <w:r>
-              <w:rPr>
-                <w:rFonts w:ascii="Times New Roman" w:hAnsi="Times New Roman"/>
-              </w:rPr>
-              <w:t>ờng: string subjectName và uint8 grade (điểm số từ 0-255, phù hợp cho thang điểm 10 hoặc 100).</w:t>
+              <w:t>(1.0đ) Tạo file StudentGrades.sol. Định nghĩa một struct tên là Subject bao gồm 2 trường: string subjectName và uint8 grade (điểm số từ 0-255, phù hợp cho thang điểm 10 hoặc 100).</w:t>
             </w:r>
           </w:p>
           <w:p>
@@ -4055,31 +3939,7 @@
               <w:rPr>
                 <w:rFonts w:ascii="Times New Roman" w:hAnsi="Times New Roman"/>
               </w:rPr>
-              <w:t>(1.0đ) Viết hàm getGrade(uint256 _subjectCode) public view returns (string memory, uint8). Hàm này trả về tên và điểm của môn học t</w:t>
-            </w:r>
-            <w:r>
-              <w:rPr>
-                <w:rFonts w:ascii="Times New Roman" w:hAnsi="Times New Roman" w:hint="eastAsia"/>
-              </w:rPr>
-              <w:t>ươ</w:t>
-            </w:r>
-            <w:r>
-              <w:rPr>
-                <w:rFonts w:ascii="Times New Roman" w:hAnsi="Times New Roman"/>
-              </w:rPr>
-              <w:t>ng ứng với mã đ</w:t>
-            </w:r>
-            <w:r>
-              <w:rPr>
-                <w:rFonts w:ascii="Times New Roman" w:hAnsi="Times New Roman" w:hint="eastAsia"/>
-              </w:rPr>
-              <w:t>ư</w:t>
-            </w:r>
-            <w:r>
-              <w:rPr>
-                <w:rFonts w:ascii="Times New Roman" w:hAnsi="Times New Roman"/>
-              </w:rPr>
-              <w:t>ợc cung cấp.</w:t>
+              <w:t>(1.0đ) Viết hàm getGrade(uint256 _subjectCode) public view returns (string memory, uint8). Hàm này trả về tên và điểm của môn học tương ứng với mã được cung cấp.</w:t>
             </w:r>
           </w:p>
           <w:p>
@@ -4150,7 +4010,7 @@
               <w:spacing w:after="0" w:line="285" w:lineRule="atLeast"/>
               <w:ind w:left="360"/>
               <w:rPr>
-                <w:rFonts w:ascii="Consolas" w:hAnsi="Consolas"/>
+                <w:rFonts w:ascii="Times New Roman" w:hAnsi="Times New Roman"/>
                 <w:color w:val="0E1116"/>
                 <w:kern w:val="0"/>
                 <w:sz w:val="21"/>
@@ -4159,7 +4019,7 @@
             </w:pPr>
             <w:r>
               <w:rPr>
-                <w:rFonts w:ascii="Consolas" w:hAnsi="Consolas"/>
+                <w:rFonts w:ascii="Times New Roman" w:hAnsi="Times New Roman"/>
                 <w:color w:val="66707B"/>
                 <w:kern w:val="0"/>
                 <w:sz w:val="21"/>
@@ -4174,7 +4034,7 @@
               <w:spacing w:after="0" w:line="285" w:lineRule="atLeast"/>
               <w:ind w:left="360"/>
               <w:rPr>
-                <w:rFonts w:ascii="Consolas" w:hAnsi="Consolas"/>
+                <w:rFonts w:ascii="Times New Roman" w:hAnsi="Times New Roman"/>
                 <w:color w:val="0E1116"/>
                 <w:kern w:val="0"/>
                 <w:sz w:val="21"/>
@@ -4183,7 +4043,7 @@
             </w:pPr>
             <w:r>
               <w:rPr>
-                <w:rFonts w:ascii="Consolas" w:hAnsi="Consolas"/>
+                <w:rFonts w:ascii="Times New Roman" w:hAnsi="Times New Roman"/>
                 <w:color w:val="A0111F"/>
                 <w:kern w:val="0"/>
                 <w:sz w:val="21"/>
@@ -4193,7 +4053,7 @@
             </w:r>
             <w:r>
               <w:rPr>
-                <w:rFonts w:ascii="Consolas" w:hAnsi="Consolas"/>
+                <w:rFonts w:ascii="Times New Roman" w:hAnsi="Times New Roman"/>
                 <w:color w:val="0E1116"/>
                 <w:kern w:val="0"/>
                 <w:sz w:val="21"/>
@@ -4203,7 +4063,7 @@
             </w:r>
             <w:r>
               <w:rPr>
-                <w:rFonts w:ascii="Consolas" w:hAnsi="Consolas"/>
+                <w:rFonts w:ascii="Times New Roman" w:hAnsi="Times New Roman"/>
                 <w:color w:val="024C1A"/>
                 <w:kern w:val="0"/>
                 <w:sz w:val="21"/>
@@ -4213,7 +4073,7 @@
             </w:r>
             <w:r>
               <w:rPr>
-                <w:rFonts w:ascii="Consolas" w:hAnsi="Consolas"/>
+                <w:rFonts w:ascii="Times New Roman" w:hAnsi="Times New Roman"/>
                 <w:color w:val="0E1116"/>
                 <w:kern w:val="0"/>
                 <w:sz w:val="21"/>
@@ -4223,7 +4083,7 @@
             </w:r>
             <w:r>
               <w:rPr>
-                <w:rFonts w:ascii="Consolas" w:hAnsi="Consolas"/>
+                <w:rFonts w:ascii="Times New Roman" w:hAnsi="Times New Roman"/>
                 <w:color w:val="023B95"/>
                 <w:kern w:val="0"/>
                 <w:sz w:val="21"/>
@@ -4233,7 +4093,7 @@
             </w:r>
             <w:r>
               <w:rPr>
-                <w:rFonts w:ascii="Consolas" w:hAnsi="Consolas"/>
+                <w:rFonts w:ascii="Times New Roman" w:hAnsi="Times New Roman"/>
                 <w:color w:val="0E1116"/>
                 <w:kern w:val="0"/>
                 <w:sz w:val="21"/>
@@ -4248,7 +4108,7 @@
               <w:spacing w:after="240" w:line="285" w:lineRule="atLeast"/>
               <w:ind w:left="360"/>
               <w:rPr>
-                <w:rFonts w:ascii="Consolas" w:hAnsi="Consolas"/>
+                <w:rFonts w:ascii="Times New Roman" w:hAnsi="Times New Roman"/>
                 <w:color w:val="0E1116"/>
                 <w:kern w:val="0"/>
                 <w:sz w:val="21"/>
@@ -4262,7 +4122,7 @@
               <w:spacing w:after="0" w:line="285" w:lineRule="atLeast"/>
               <w:ind w:left="360"/>
               <w:rPr>
-                <w:rFonts w:ascii="Consolas" w:hAnsi="Consolas"/>
+                <w:rFonts w:ascii="Times New Roman" w:hAnsi="Times New Roman"/>
                 <w:color w:val="0E1116"/>
                 <w:kern w:val="0"/>
                 <w:sz w:val="21"/>
@@ -4271,7 +4131,7 @@
             </w:pPr>
             <w:r>
               <w:rPr>
-                <w:rFonts w:ascii="Consolas" w:hAnsi="Consolas"/>
+                <w:rFonts w:ascii="Times New Roman" w:hAnsi="Times New Roman"/>
                 <w:color w:val="A0111F"/>
                 <w:kern w:val="0"/>
                 <w:sz w:val="21"/>
@@ -4281,7 +4141,7 @@
             </w:r>
             <w:r>
               <w:rPr>
-                <w:rFonts w:ascii="Consolas" w:hAnsi="Consolas"/>
+                <w:rFonts w:ascii="Times New Roman" w:hAnsi="Times New Roman"/>
                 <w:color w:val="702C00"/>
                 <w:kern w:val="0"/>
                 <w:sz w:val="21"/>
@@ -4291,7 +4151,7 @@
             </w:r>
             <w:r>
               <w:rPr>
-                <w:rFonts w:ascii="Consolas" w:hAnsi="Consolas"/>
+                <w:rFonts w:ascii="Times New Roman" w:hAnsi="Times New Roman"/>
                 <w:color w:val="0E1116"/>
                 <w:kern w:val="0"/>
                 <w:sz w:val="21"/>
@@ -4306,7 +4166,7 @@
               <w:spacing w:after="0" w:line="285" w:lineRule="atLeast"/>
               <w:ind w:left="360"/>
               <w:rPr>
-                <w:rFonts w:ascii="Consolas" w:hAnsi="Consolas"/>
+                <w:rFonts w:ascii="Times New Roman" w:hAnsi="Times New Roman"/>
                 <w:color w:val="0E1116"/>
                 <w:kern w:val="0"/>
                 <w:sz w:val="21"/>
@@ -4315,7 +4175,7 @@
             </w:pPr>
             <w:r>
               <w:rPr>
-                <w:rFonts w:ascii="Consolas" w:hAnsi="Consolas"/>
+                <w:rFonts w:ascii="Times New Roman" w:hAnsi="Times New Roman"/>
                 <w:color w:val="0E1116"/>
                 <w:kern w:val="0"/>
                 <w:sz w:val="21"/>
@@ -4325,7 +4185,7 @@
             </w:r>
             <w:r>
               <w:rPr>
-                <w:rFonts w:ascii="Consolas" w:hAnsi="Consolas"/>
+                <w:rFonts w:ascii="Times New Roman" w:hAnsi="Times New Roman"/>
                 <w:color w:val="A0111F"/>
                 <w:kern w:val="0"/>
                 <w:sz w:val="21"/>
@@ -4335,7 +4195,7 @@
             </w:r>
             <w:r>
               <w:rPr>
-                <w:rFonts w:ascii="Consolas" w:hAnsi="Consolas"/>
+                <w:rFonts w:ascii="Times New Roman" w:hAnsi="Times New Roman"/>
                 <w:color w:val="0E1116"/>
                 <w:kern w:val="0"/>
                 <w:sz w:val="21"/>
@@ -4345,7 +4205,7 @@
             </w:r>
             <w:r>
               <w:rPr>
-                <w:rFonts w:ascii="Consolas" w:hAnsi="Consolas"/>
+                <w:rFonts w:ascii="Times New Roman" w:hAnsi="Times New Roman"/>
                 <w:color w:val="702C00"/>
                 <w:kern w:val="0"/>
                 <w:sz w:val="21"/>
@@ -4355,7 +4215,7 @@
             </w:r>
             <w:r>
               <w:rPr>
-                <w:rFonts w:ascii="Consolas" w:hAnsi="Consolas"/>
+                <w:rFonts w:ascii="Times New Roman" w:hAnsi="Times New Roman"/>
                 <w:color w:val="0E1116"/>
                 <w:kern w:val="0"/>
                 <w:sz w:val="21"/>
@@ -4370,7 +4230,7 @@
               <w:spacing w:after="0" w:line="285" w:lineRule="atLeast"/>
               <w:ind w:left="360"/>
               <w:rPr>
-                <w:rFonts w:ascii="Consolas" w:hAnsi="Consolas"/>
+                <w:rFonts w:ascii="Times New Roman" w:hAnsi="Times New Roman"/>
                 <w:color w:val="0E1116"/>
                 <w:kern w:val="0"/>
                 <w:sz w:val="21"/>
@@ -4379,7 +4239,7 @@
             </w:pPr>
             <w:r>
               <w:rPr>
-                <w:rFonts w:ascii="Consolas" w:hAnsi="Consolas"/>
+                <w:rFonts w:ascii="Times New Roman" w:hAnsi="Times New Roman"/>
                 <w:color w:val="0E1116"/>
                 <w:kern w:val="0"/>
                 <w:sz w:val="21"/>
@@ -4389,7 +4249,7 @@
             </w:r>
             <w:r>
               <w:rPr>
-                <w:rFonts w:ascii="Consolas" w:hAnsi="Consolas"/>
+                <w:rFonts w:ascii="Times New Roman" w:hAnsi="Times New Roman"/>
                 <w:color w:val="023B95"/>
                 <w:kern w:val="0"/>
                 <w:sz w:val="21"/>
@@ -4399,7 +4259,7 @@
             </w:r>
             <w:r>
               <w:rPr>
-                <w:rFonts w:ascii="Consolas" w:hAnsi="Consolas"/>
+                <w:rFonts w:ascii="Times New Roman" w:hAnsi="Times New Roman"/>
                 <w:color w:val="0E1116"/>
                 <w:kern w:val="0"/>
                 <w:sz w:val="21"/>
@@ -4414,7 +4274,7 @@
               <w:spacing w:after="0" w:line="285" w:lineRule="atLeast"/>
               <w:ind w:left="360"/>
               <w:rPr>
-                <w:rFonts w:ascii="Consolas" w:hAnsi="Consolas"/>
+                <w:rFonts w:ascii="Times New Roman" w:hAnsi="Times New Roman"/>
                 <w:color w:val="0E1116"/>
                 <w:kern w:val="0"/>
                 <w:sz w:val="21"/>
@@ -4423,7 +4283,7 @@
             </w:pPr>
             <w:r>
               <w:rPr>
-                <w:rFonts w:ascii="Consolas" w:hAnsi="Consolas"/>
+                <w:rFonts w:ascii="Times New Roman" w:hAnsi="Times New Roman"/>
                 <w:color w:val="0E1116"/>
                 <w:kern w:val="0"/>
                 <w:sz w:val="21"/>
@@ -4433,7 +4293,7 @@
             </w:r>
             <w:r>
               <w:rPr>
-                <w:rFonts w:ascii="Consolas" w:hAnsi="Consolas"/>
+                <w:rFonts w:ascii="Times New Roman" w:hAnsi="Times New Roman"/>
                 <w:color w:val="023B95"/>
                 <w:kern w:val="0"/>
                 <w:sz w:val="21"/>
@@ -4443,7 +4303,7 @@
             </w:r>
             <w:r>
               <w:rPr>
-                <w:rFonts w:ascii="Consolas" w:hAnsi="Consolas"/>
+                <w:rFonts w:ascii="Times New Roman" w:hAnsi="Times New Roman"/>
                 <w:color w:val="0E1116"/>
                 <w:kern w:val="0"/>
                 <w:sz w:val="21"/>
@@ -4458,7 +4318,7 @@
               <w:spacing w:after="0" w:line="285" w:lineRule="atLeast"/>
               <w:ind w:left="360"/>
               <w:rPr>
-                <w:rFonts w:ascii="Consolas" w:hAnsi="Consolas"/>
+                <w:rFonts w:ascii="Times New Roman" w:hAnsi="Times New Roman"/>
                 <w:color w:val="0E1116"/>
                 <w:kern w:val="0"/>
                 <w:sz w:val="21"/>
@@ -4467,7 +4327,7 @@
             </w:pPr>
             <w:r>
               <w:rPr>
-                <w:rFonts w:ascii="Consolas" w:hAnsi="Consolas"/>
+                <w:rFonts w:ascii="Times New Roman" w:hAnsi="Times New Roman"/>
                 <w:color w:val="0E1116"/>
                 <w:kern w:val="0"/>
                 <w:sz w:val="21"/>
@@ -4482,7 +4342,7 @@
               <w:spacing w:after="0" w:line="285" w:lineRule="atLeast"/>
               <w:ind w:left="360"/>
               <w:rPr>
-                <w:rFonts w:ascii="Consolas" w:hAnsi="Consolas"/>
+                <w:rFonts w:ascii="Times New Roman" w:hAnsi="Times New Roman"/>
                 <w:color w:val="0E1116"/>
                 <w:kern w:val="0"/>
                 <w:sz w:val="21"/>
@@ -4496,7 +4356,7 @@
               <w:spacing w:after="0" w:line="285" w:lineRule="atLeast"/>
               <w:ind w:left="360"/>
               <w:rPr>
-                <w:rFonts w:ascii="Consolas" w:hAnsi="Consolas"/>
+                <w:rFonts w:ascii="Times New Roman" w:hAnsi="Times New Roman"/>
                 <w:color w:val="0E1116"/>
                 <w:kern w:val="0"/>
                 <w:sz w:val="21"/>
@@ -4505,7 +4365,7 @@
             </w:pPr>
             <w:r>
               <w:rPr>
-                <w:rFonts w:ascii="Consolas" w:hAnsi="Consolas"/>
+                <w:rFonts w:ascii="Times New Roman" w:hAnsi="Times New Roman"/>
                 <w:color w:val="0E1116"/>
                 <w:kern w:val="0"/>
                 <w:sz w:val="21"/>
@@ -4515,7 +4375,7 @@
             </w:r>
             <w:r>
               <w:rPr>
-                <w:rFonts w:ascii="Consolas" w:hAnsi="Consolas"/>
+                <w:rFonts w:ascii="Times New Roman" w:hAnsi="Times New Roman"/>
                 <w:color w:val="A0111F"/>
                 <w:kern w:val="0"/>
                 <w:sz w:val="21"/>
@@ -4525,7 +4385,7 @@
             </w:r>
             <w:r>
               <w:rPr>
-                <w:rFonts w:ascii="Consolas" w:hAnsi="Consolas"/>
+                <w:rFonts w:ascii="Times New Roman" w:hAnsi="Times New Roman"/>
                 <w:color w:val="0E1116"/>
                 <w:kern w:val="0"/>
                 <w:sz w:val="21"/>
@@ -4535,7 +4395,7 @@
             </w:r>
             <w:r>
               <w:rPr>
-                <w:rFonts w:ascii="Consolas" w:hAnsi="Consolas"/>
+                <w:rFonts w:ascii="Times New Roman" w:hAnsi="Times New Roman"/>
                 <w:color w:val="023B95"/>
                 <w:kern w:val="0"/>
                 <w:sz w:val="21"/>
@@ -4545,7 +4405,7 @@
             </w:r>
             <w:r>
               <w:rPr>
-                <w:rFonts w:ascii="Consolas" w:hAnsi="Consolas"/>
+                <w:rFonts w:ascii="Times New Roman" w:hAnsi="Times New Roman"/>
                 <w:color w:val="0E1116"/>
                 <w:kern w:val="0"/>
                 <w:sz w:val="21"/>
@@ -4555,7 +4415,7 @@
             </w:r>
             <w:r>
               <w:rPr>
-                <w:rFonts w:ascii="Consolas" w:hAnsi="Consolas"/>
+                <w:rFonts w:ascii="Times New Roman" w:hAnsi="Times New Roman"/>
                 <w:color w:val="A0111F"/>
                 <w:kern w:val="0"/>
                 <w:sz w:val="21"/>
@@ -4565,7 +4425,7 @@
             </w:r>
             <w:r>
               <w:rPr>
-                <w:rFonts w:ascii="Consolas" w:hAnsi="Consolas"/>
+                <w:rFonts w:ascii="Times New Roman" w:hAnsi="Times New Roman"/>
                 <w:color w:val="0E1116"/>
                 <w:kern w:val="0"/>
                 <w:sz w:val="21"/>
@@ -4575,7 +4435,7 @@
             </w:r>
             <w:r>
               <w:rPr>
-                <w:rFonts w:ascii="Consolas" w:hAnsi="Consolas"/>
+                <w:rFonts w:ascii="Times New Roman" w:hAnsi="Times New Roman"/>
                 <w:color w:val="A0111F"/>
                 <w:kern w:val="0"/>
                 <w:sz w:val="21"/>
@@ -4585,7 +4445,7 @@
             </w:r>
             <w:r>
               <w:rPr>
-                <w:rFonts w:ascii="Consolas" w:hAnsi="Consolas"/>
+                <w:rFonts w:ascii="Times New Roman" w:hAnsi="Times New Roman"/>
                 <w:color w:val="0E1116"/>
                 <w:kern w:val="0"/>
                 <w:sz w:val="21"/>
@@ -4600,7 +4460,7 @@
               <w:spacing w:after="0" w:line="285" w:lineRule="atLeast"/>
               <w:ind w:left="360"/>
               <w:rPr>
-                <w:rFonts w:ascii="Consolas" w:hAnsi="Consolas"/>
+                <w:rFonts w:ascii="Times New Roman" w:hAnsi="Times New Roman"/>
                 <w:color w:val="0E1116"/>
                 <w:kern w:val="0"/>
                 <w:sz w:val="21"/>
@@ -4614,7 +4474,7 @@
               <w:spacing w:after="0" w:line="285" w:lineRule="atLeast"/>
               <w:ind w:left="360"/>
               <w:rPr>
-                <w:rFonts w:ascii="Consolas" w:hAnsi="Consolas"/>
+                <w:rFonts w:ascii="Times New Roman" w:hAnsi="Times New Roman"/>
                 <w:color w:val="0E1116"/>
                 <w:kern w:val="0"/>
                 <w:sz w:val="21"/>
@@ -4623,7 +4483,7 @@
             </w:pPr>
             <w:r>
               <w:rPr>
-                <w:rFonts w:ascii="Consolas" w:hAnsi="Consolas"/>
+                <w:rFonts w:ascii="Times New Roman" w:hAnsi="Times New Roman"/>
                 <w:color w:val="0E1116"/>
                 <w:kern w:val="0"/>
                 <w:sz w:val="21"/>
@@ -4634,7 +4494,7 @@
             </w:r>
             <w:r>
               <w:rPr>
-                <w:rFonts w:ascii="Consolas" w:hAnsi="Consolas"/>
+                <w:rFonts w:ascii="Times New Roman" w:hAnsi="Times New Roman"/>
                 <w:color w:val="A0111F"/>
                 <w:kern w:val="0"/>
                 <w:sz w:val="21"/>
@@ -4644,7 +4504,7 @@
             </w:r>
             <w:r>
               <w:rPr>
-                <w:rFonts w:ascii="Consolas" w:hAnsi="Consolas"/>
+                <w:rFonts w:ascii="Times New Roman" w:hAnsi="Times New Roman"/>
                 <w:color w:val="0E1116"/>
                 <w:kern w:val="0"/>
                 <w:sz w:val="21"/>
@@ -4654,7 +4514,7 @@
             </w:r>
             <w:r>
               <w:rPr>
-                <w:rFonts w:ascii="Consolas" w:hAnsi="Consolas"/>
+                <w:rFonts w:ascii="Times New Roman" w:hAnsi="Times New Roman"/>
                 <w:color w:val="622CBC"/>
                 <w:kern w:val="0"/>
                 <w:sz w:val="21"/>
@@ -4664,7 +4524,7 @@
             </w:r>
             <w:r>
               <w:rPr>
-                <w:rFonts w:ascii="Consolas" w:hAnsi="Consolas"/>
+                <w:rFonts w:ascii="Times New Roman" w:hAnsi="Times New Roman"/>
                 <w:color w:val="0E1116"/>
                 <w:kern w:val="0"/>
                 <w:sz w:val="21"/>
@@ -4674,7 +4534,7 @@
             </w:r>
             <w:r>
               <w:rPr>
-                <w:rFonts w:ascii="Consolas" w:hAnsi="Consolas"/>
+                <w:rFonts w:ascii="Times New Roman" w:hAnsi="Times New Roman"/>
                 <w:color w:val="023B95"/>
                 <w:kern w:val="0"/>
                 <w:sz w:val="21"/>
@@ -4684,7 +4544,7 @@
             </w:r>
             <w:r>
               <w:rPr>
-                <w:rFonts w:ascii="Consolas" w:hAnsi="Consolas"/>
+                <w:rFonts w:ascii="Times New Roman" w:hAnsi="Times New Roman"/>
                 <w:color w:val="0E1116"/>
                 <w:kern w:val="0"/>
                 <w:sz w:val="21"/>
@@ -4694,7 +4554,7 @@
             </w:r>
             <w:r>
               <w:rPr>
-                <w:rFonts w:ascii="Consolas" w:hAnsi="Consolas"/>
+                <w:rFonts w:ascii="Times New Roman" w:hAnsi="Times New Roman"/>
                 <w:color w:val="023B95"/>
                 <w:kern w:val="0"/>
                 <w:sz w:val="21"/>
@@ -4704,7 +4564,7 @@
             </w:r>
             <w:r>
               <w:rPr>
-                <w:rFonts w:ascii="Consolas" w:hAnsi="Consolas"/>
+                <w:rFonts w:ascii="Times New Roman" w:hAnsi="Times New Roman"/>
                 <w:color w:val="0E1116"/>
                 <w:kern w:val="0"/>
                 <w:sz w:val="21"/>
@@ -4714,7 +4574,7 @@
             </w:r>
             <w:r>
               <w:rPr>
-                <w:rFonts w:ascii="Consolas" w:hAnsi="Consolas"/>
+                <w:rFonts w:ascii="Times New Roman" w:hAnsi="Times New Roman"/>
                 <w:color w:val="A0111F"/>
                 <w:kern w:val="0"/>
                 <w:sz w:val="21"/>
@@ -4724,7 +4584,7 @@
             </w:r>
             <w:r>
               <w:rPr>
-                <w:rFonts w:ascii="Consolas" w:hAnsi="Consolas"/>
+                <w:rFonts w:ascii="Times New Roman" w:hAnsi="Times New Roman"/>
                 <w:color w:val="0E1116"/>
                 <w:kern w:val="0"/>
                 <w:sz w:val="21"/>
@@ -4734,7 +4594,7 @@
             </w:r>
             <w:r>
               <w:rPr>
-                <w:rFonts w:ascii="Consolas" w:hAnsi="Consolas"/>
+                <w:rFonts w:ascii="Times New Roman" w:hAnsi="Times New Roman"/>
                 <w:color w:val="023B95"/>
                 <w:kern w:val="0"/>
                 <w:sz w:val="21"/>
@@ -4744,7 +4604,7 @@
             </w:r>
             <w:r>
               <w:rPr>
-                <w:rFonts w:ascii="Consolas" w:hAnsi="Consolas"/>
+                <w:rFonts w:ascii="Times New Roman" w:hAnsi="Times New Roman"/>
                 <w:color w:val="0E1116"/>
                 <w:kern w:val="0"/>
                 <w:sz w:val="21"/>
@@ -4754,7 +4614,7 @@
             </w:r>
             <w:r>
               <w:rPr>
-                <w:rFonts w:ascii="Consolas" w:hAnsi="Consolas"/>
+                <w:rFonts w:ascii="Times New Roman" w:hAnsi="Times New Roman"/>
                 <w:color w:val="A0111F"/>
                 <w:kern w:val="0"/>
                 <w:sz w:val="21"/>
@@ -4764,7 +4624,7 @@
             </w:r>
             <w:r>
               <w:rPr>
-                <w:rFonts w:ascii="Consolas" w:hAnsi="Consolas"/>
+                <w:rFonts w:ascii="Times New Roman" w:hAnsi="Times New Roman"/>
                 <w:color w:val="0E1116"/>
                 <w:kern w:val="0"/>
                 <w:sz w:val="21"/>
@@ -4774,7 +4634,7 @@
             </w:r>
             <w:r>
               <w:rPr>
-                <w:rFonts w:ascii="Consolas" w:hAnsi="Consolas"/>
+                <w:rFonts w:ascii="Times New Roman" w:hAnsi="Times New Roman"/>
                 <w:color w:val="A0111F"/>
                 <w:kern w:val="0"/>
                 <w:sz w:val="21"/>
@@ -4784,7 +4644,7 @@
             </w:r>
             <w:r>
               <w:rPr>
-                <w:rFonts w:ascii="Consolas" w:hAnsi="Consolas"/>
+                <w:rFonts w:ascii="Times New Roman" w:hAnsi="Times New Roman"/>
                 <w:color w:val="0E1116"/>
                 <w:kern w:val="0"/>
                 <w:sz w:val="21"/>
@@ -4799,7 +4659,7 @@
               <w:spacing w:after="0" w:line="285" w:lineRule="atLeast"/>
               <w:ind w:left="360"/>
               <w:rPr>
-                <w:rFonts w:ascii="Consolas" w:hAnsi="Consolas"/>
+                <w:rFonts w:ascii="Times New Roman" w:hAnsi="Times New Roman"/>
                 <w:color w:val="0E1116"/>
                 <w:kern w:val="0"/>
                 <w:sz w:val="21"/>
@@ -4808,7 +4668,7 @@
             </w:pPr>
             <w:r>
               <w:rPr>
-                <w:rFonts w:ascii="Consolas" w:hAnsi="Consolas"/>
+                <w:rFonts w:ascii="Times New Roman" w:hAnsi="Times New Roman"/>
                 <w:color w:val="0E1116"/>
                 <w:kern w:val="0"/>
                 <w:sz w:val="21"/>
@@ -4818,7 +4678,7 @@
             </w:r>
             <w:r>
               <w:rPr>
-                <w:rFonts w:ascii="Consolas" w:hAnsi="Consolas"/>
+                <w:rFonts w:ascii="Times New Roman" w:hAnsi="Times New Roman"/>
                 <w:color w:val="A0111F"/>
                 <w:kern w:val="0"/>
                 <w:sz w:val="21"/>
@@ -4828,7 +4688,7 @@
             </w:r>
             <w:r>
               <w:rPr>
-                <w:rFonts w:ascii="Consolas" w:hAnsi="Consolas"/>
+                <w:rFonts w:ascii="Times New Roman" w:hAnsi="Times New Roman"/>
                 <w:color w:val="0E1116"/>
                 <w:kern w:val="0"/>
                 <w:sz w:val="21"/>
@@ -4838,7 +4698,7 @@
             </w:r>
             <w:r>
               <w:rPr>
-                <w:rFonts w:ascii="Consolas" w:hAnsi="Consolas"/>
+                <w:rFonts w:ascii="Times New Roman" w:hAnsi="Times New Roman"/>
                 <w:color w:val="622CBC"/>
                 <w:kern w:val="0"/>
                 <w:sz w:val="21"/>
@@ -4848,7 +4708,7 @@
             </w:r>
             <w:r>
               <w:rPr>
-                <w:rFonts w:ascii="Consolas" w:hAnsi="Consolas"/>
+                <w:rFonts w:ascii="Times New Roman" w:hAnsi="Times New Roman"/>
                 <w:color w:val="0E1116"/>
                 <w:kern w:val="0"/>
                 <w:sz w:val="21"/>
@@ -4863,7 +4723,7 @@
               <w:spacing w:after="0" w:line="285" w:lineRule="atLeast"/>
               <w:ind w:left="360"/>
               <w:rPr>
-                <w:rFonts w:ascii="Consolas" w:hAnsi="Consolas"/>
+                <w:rFonts w:ascii="Times New Roman" w:hAnsi="Times New Roman"/>
                 <w:color w:val="0E1116"/>
                 <w:kern w:val="0"/>
                 <w:sz w:val="21"/>
@@ -4872,7 +4732,7 @@
             </w:pPr>
             <w:r>
               <w:rPr>
-                <w:rFonts w:ascii="Consolas" w:hAnsi="Consolas"/>
+                <w:rFonts w:ascii="Times New Roman" w:hAnsi="Times New Roman"/>
                 <w:color w:val="0E1116"/>
                 <w:kern w:val="0"/>
                 <w:sz w:val="21"/>
@@ -4887,7 +4747,7 @@
               <w:spacing w:after="0" w:line="285" w:lineRule="atLeast"/>
               <w:ind w:left="360"/>
               <w:rPr>
-                <w:rFonts w:ascii="Consolas" w:hAnsi="Consolas"/>
+                <w:rFonts w:ascii="Times New Roman" w:hAnsi="Times New Roman"/>
                 <w:color w:val="0E1116"/>
                 <w:kern w:val="0"/>
                 <w:sz w:val="21"/>
@@ -4901,7 +4761,7 @@
               <w:spacing w:after="0" w:line="285" w:lineRule="atLeast"/>
               <w:ind w:left="360"/>
               <w:rPr>
-                <w:rFonts w:ascii="Consolas" w:hAnsi="Consolas"/>
+                <w:rFonts w:ascii="Times New Roman" w:hAnsi="Times New Roman"/>
                 <w:color w:val="0E1116"/>
                 <w:kern w:val="0"/>
                 <w:sz w:val="21"/>
@@ -4910,7 +4770,7 @@
             </w:pPr>
             <w:r>
               <w:rPr>
-                <w:rFonts w:ascii="Consolas" w:hAnsi="Consolas"/>
+                <w:rFonts w:ascii="Times New Roman" w:hAnsi="Times New Roman"/>
                 <w:color w:val="0E1116"/>
                 <w:kern w:val="0"/>
                 <w:sz w:val="21"/>
@@ -4920,7 +4780,7 @@
             </w:r>
             <w:r>
               <w:rPr>
-                <w:rFonts w:ascii="Consolas" w:hAnsi="Consolas"/>
+                <w:rFonts w:ascii="Times New Roman" w:hAnsi="Times New Roman"/>
                 <w:color w:val="A0111F"/>
                 <w:kern w:val="0"/>
                 <w:sz w:val="21"/>
@@ -4930,7 +4790,7 @@
             </w:r>
             <w:r>
               <w:rPr>
-                <w:rFonts w:ascii="Consolas" w:hAnsi="Consolas"/>
+                <w:rFonts w:ascii="Times New Roman" w:hAnsi="Times New Roman"/>
                 <w:color w:val="0E1116"/>
                 <w:kern w:val="0"/>
                 <w:sz w:val="21"/>
@@ -4940,7 +4800,7 @@
             </w:r>
             <w:r>
               <w:rPr>
-                <w:rFonts w:ascii="Consolas" w:hAnsi="Consolas"/>
+                <w:rFonts w:ascii="Times New Roman" w:hAnsi="Times New Roman"/>
                 <w:color w:val="622CBC"/>
                 <w:kern w:val="0"/>
                 <w:sz w:val="21"/>
@@ -4950,7 +4810,7 @@
             </w:r>
             <w:r>
               <w:rPr>
-                <w:rFonts w:ascii="Consolas" w:hAnsi="Consolas"/>
+                <w:rFonts w:ascii="Times New Roman" w:hAnsi="Times New Roman"/>
                 <w:color w:val="0E1116"/>
                 <w:kern w:val="0"/>
                 <w:sz w:val="21"/>
@@ -4960,7 +4820,7 @@
             </w:r>
             <w:r>
               <w:rPr>
-                <w:rFonts w:ascii="Consolas" w:hAnsi="Consolas"/>
+                <w:rFonts w:ascii="Times New Roman" w:hAnsi="Times New Roman"/>
                 <w:color w:val="023B95"/>
                 <w:kern w:val="0"/>
                 <w:sz w:val="21"/>
@@ -4970,7 +4830,7 @@
             </w:r>
             <w:r>
               <w:rPr>
-                <w:rFonts w:ascii="Consolas" w:hAnsi="Consolas"/>
+                <w:rFonts w:ascii="Times New Roman" w:hAnsi="Times New Roman"/>
                 <w:color w:val="0E1116"/>
                 <w:kern w:val="0"/>
                 <w:sz w:val="21"/>
@@ -4980,7 +4840,7 @@
             </w:r>
             <w:r>
               <w:rPr>
-                <w:rFonts w:ascii="Consolas" w:hAnsi="Consolas"/>
+                <w:rFonts w:ascii="Times New Roman" w:hAnsi="Times New Roman"/>
                 <w:color w:val="A0111F"/>
                 <w:kern w:val="0"/>
                 <w:sz w:val="21"/>
@@ -4990,7 +4850,7 @@
             </w:r>
             <w:r>
               <w:rPr>
-                <w:rFonts w:ascii="Consolas" w:hAnsi="Consolas"/>
+                <w:rFonts w:ascii="Times New Roman" w:hAnsi="Times New Roman"/>
                 <w:color w:val="0E1116"/>
                 <w:kern w:val="0"/>
                 <w:sz w:val="21"/>
@@ -5000,7 +4860,7 @@
             </w:r>
             <w:r>
               <w:rPr>
-                <w:rFonts w:ascii="Consolas" w:hAnsi="Consolas"/>
+                <w:rFonts w:ascii="Times New Roman" w:hAnsi="Times New Roman"/>
                 <w:color w:val="A0111F"/>
                 <w:kern w:val="0"/>
                 <w:sz w:val="21"/>
@@ -5010,7 +4870,7 @@
             </w:r>
             <w:r>
               <w:rPr>
-                <w:rFonts w:ascii="Consolas" w:hAnsi="Consolas"/>
+                <w:rFonts w:ascii="Times New Roman" w:hAnsi="Times New Roman"/>
                 <w:color w:val="0E1116"/>
                 <w:kern w:val="0"/>
                 <w:sz w:val="21"/>
@@ -5020,7 +4880,7 @@
             </w:r>
             <w:r>
               <w:rPr>
-                <w:rFonts w:ascii="Consolas" w:hAnsi="Consolas"/>
+                <w:rFonts w:ascii="Times New Roman" w:hAnsi="Times New Roman"/>
                 <w:color w:val="A0111F"/>
                 <w:kern w:val="0"/>
                 <w:sz w:val="21"/>
@@ -5030,7 +4890,7 @@
             </w:r>
             <w:r>
               <w:rPr>
-                <w:rFonts w:ascii="Consolas" w:hAnsi="Consolas"/>
+                <w:rFonts w:ascii="Times New Roman" w:hAnsi="Times New Roman"/>
                 <w:color w:val="0E1116"/>
                 <w:kern w:val="0"/>
                 <w:sz w:val="21"/>
@@ -5040,7 +4900,7 @@
             </w:r>
             <w:r>
               <w:rPr>
-                <w:rFonts w:ascii="Consolas" w:hAnsi="Consolas"/>
+                <w:rFonts w:ascii="Times New Roman" w:hAnsi="Times New Roman"/>
                 <w:color w:val="023B95"/>
                 <w:kern w:val="0"/>
                 <w:sz w:val="21"/>
@@ -5050,7 +4910,7 @@
             </w:r>
             <w:r>
               <w:rPr>
-                <w:rFonts w:ascii="Consolas" w:hAnsi="Consolas"/>
+                <w:rFonts w:ascii="Times New Roman" w:hAnsi="Times New Roman"/>
                 <w:color w:val="0E1116"/>
                 <w:kern w:val="0"/>
                 <w:sz w:val="21"/>
@@ -5060,7 +4920,7 @@
             </w:r>
             <w:r>
               <w:rPr>
-                <w:rFonts w:ascii="Consolas" w:hAnsi="Consolas"/>
+                <w:rFonts w:ascii="Times New Roman" w:hAnsi="Times New Roman"/>
                 <w:color w:val="A0111F"/>
                 <w:kern w:val="0"/>
                 <w:sz w:val="21"/>
@@ -5070,7 +4930,7 @@
             </w:r>
             <w:r>
               <w:rPr>
-                <w:rFonts w:ascii="Consolas" w:hAnsi="Consolas"/>
+                <w:rFonts w:ascii="Times New Roman" w:hAnsi="Times New Roman"/>
                 <w:color w:val="0E1116"/>
                 <w:kern w:val="0"/>
                 <w:sz w:val="21"/>
@@ -5080,7 +4940,7 @@
             </w:r>
             <w:r>
               <w:rPr>
-                <w:rFonts w:ascii="Consolas" w:hAnsi="Consolas"/>
+                <w:rFonts w:ascii="Times New Roman" w:hAnsi="Times New Roman"/>
                 <w:color w:val="023B95"/>
                 <w:kern w:val="0"/>
                 <w:sz w:val="21"/>
@@ -5090,7 +4950,7 @@
             </w:r>
             <w:r>
               <w:rPr>
-                <w:rFonts w:ascii="Consolas" w:hAnsi="Consolas"/>
+                <w:rFonts w:ascii="Times New Roman" w:hAnsi="Times New Roman"/>
                 <w:color w:val="0E1116"/>
                 <w:kern w:val="0"/>
                 <w:sz w:val="21"/>
@@ -5105,7 +4965,7 @@
               <w:spacing w:after="0" w:line="285" w:lineRule="atLeast"/>
               <w:ind w:left="360"/>
               <w:rPr>
-                <w:rFonts w:ascii="Consolas" w:hAnsi="Consolas"/>
+                <w:rFonts w:ascii="Times New Roman" w:hAnsi="Times New Roman"/>
                 <w:color w:val="0E1116"/>
                 <w:kern w:val="0"/>
                 <w:sz w:val="21"/>
@@ -5114,7 +4974,7 @@
             </w:pPr>
             <w:r>
               <w:rPr>
-                <w:rFonts w:ascii="Consolas" w:hAnsi="Consolas"/>
+                <w:rFonts w:ascii="Times New Roman" w:hAnsi="Times New Roman"/>
                 <w:color w:val="0E1116"/>
                 <w:kern w:val="0"/>
                 <w:sz w:val="21"/>
@@ -5124,7 +4984,7 @@
             </w:r>
             <w:r>
               <w:rPr>
-                <w:rFonts w:ascii="Consolas" w:hAnsi="Consolas"/>
+                <w:rFonts w:ascii="Times New Roman" w:hAnsi="Times New Roman"/>
                 <w:color w:val="A0111F"/>
                 <w:kern w:val="0"/>
                 <w:sz w:val="21"/>
@@ -5134,7 +4994,7 @@
             </w:r>
             <w:r>
               <w:rPr>
-                <w:rFonts w:ascii="Consolas" w:hAnsi="Consolas"/>
+                <w:rFonts w:ascii="Times New Roman" w:hAnsi="Times New Roman"/>
                 <w:color w:val="0E1116"/>
                 <w:kern w:val="0"/>
                 <w:sz w:val="21"/>
@@ -5144,7 +5004,7 @@
             </w:r>
             <w:r>
               <w:rPr>
-                <w:rFonts w:ascii="Consolas" w:hAnsi="Consolas"/>
+                <w:rFonts w:ascii="Times New Roman" w:hAnsi="Times New Roman"/>
                 <w:color w:val="A0111F"/>
                 <w:kern w:val="0"/>
                 <w:sz w:val="21"/>
@@ -5154,7 +5014,7 @@
             </w:r>
             <w:r>
               <w:rPr>
-                <w:rFonts w:ascii="Consolas" w:hAnsi="Consolas"/>
+                <w:rFonts w:ascii="Times New Roman" w:hAnsi="Times New Roman"/>
                 <w:color w:val="0E1116"/>
                 <w:kern w:val="0"/>
                 <w:sz w:val="21"/>
@@ -5169,7 +5029,7 @@
               <w:spacing w:after="0" w:line="285" w:lineRule="atLeast"/>
               <w:ind w:left="360"/>
               <w:rPr>
-                <w:rFonts w:ascii="Consolas" w:hAnsi="Consolas"/>
+                <w:rFonts w:ascii="Times New Roman" w:hAnsi="Times New Roman"/>
                 <w:color w:val="0E1116"/>
                 <w:kern w:val="0"/>
                 <w:sz w:val="21"/>
@@ -5178,7 +5038,7 @@
             </w:pPr>
             <w:r>
               <w:rPr>
-                <w:rFonts w:ascii="Consolas" w:hAnsi="Consolas"/>
+                <w:rFonts w:ascii="Times New Roman" w:hAnsi="Times New Roman"/>
                 <w:color w:val="0E1116"/>
                 <w:kern w:val="0"/>
                 <w:sz w:val="21"/>
@@ -5188,7 +5048,7 @@
             </w:r>
             <w:r>
               <w:rPr>
-                <w:rFonts w:ascii="Consolas" w:hAnsi="Consolas"/>
+                <w:rFonts w:ascii="Times New Roman" w:hAnsi="Times New Roman"/>
                 <w:color w:val="A0111F"/>
                 <w:kern w:val="0"/>
                 <w:sz w:val="21"/>
@@ -5198,7 +5058,7 @@
             </w:r>
             <w:r>
               <w:rPr>
-                <w:rFonts w:ascii="Consolas" w:hAnsi="Consolas"/>
+                <w:rFonts w:ascii="Times New Roman" w:hAnsi="Times New Roman"/>
                 <w:color w:val="0E1116"/>
                 <w:kern w:val="0"/>
                 <w:sz w:val="21"/>
@@ -5213,7 +5073,7 @@
               <w:spacing w:after="0" w:line="285" w:lineRule="atLeast"/>
               <w:ind w:left="360"/>
               <w:rPr>
-                <w:rFonts w:ascii="Consolas" w:hAnsi="Consolas"/>
+                <w:rFonts w:ascii="Times New Roman" w:hAnsi="Times New Roman"/>
                 <w:color w:val="0E1116"/>
                 <w:kern w:val="0"/>
                 <w:sz w:val="21"/>
@@ -5222,7 +5082,7 @@
             </w:pPr>
             <w:r>
               <w:rPr>
-                <w:rFonts w:ascii="Consolas" w:hAnsi="Consolas"/>
+                <w:rFonts w:ascii="Times New Roman" w:hAnsi="Times New Roman"/>
                 <w:color w:val="0E1116"/>
                 <w:kern w:val="0"/>
                 <w:sz w:val="21"/>
@@ -5237,7 +5097,7 @@
               <w:spacing w:after="0" w:line="285" w:lineRule="atLeast"/>
               <w:ind w:left="360"/>
               <w:rPr>
-                <w:rFonts w:ascii="Consolas" w:hAnsi="Consolas"/>
+                <w:rFonts w:ascii="Times New Roman" w:hAnsi="Times New Roman"/>
                 <w:color w:val="0E1116"/>
                 <w:kern w:val="0"/>
                 <w:sz w:val="21"/>
@@ -5247,7 +5107,7 @@
             </w:pPr>
             <w:r>
               <w:rPr>
-                <w:rFonts w:ascii="Consolas" w:hAnsi="Consolas"/>
+                <w:rFonts w:ascii="Times New Roman" w:hAnsi="Times New Roman"/>
                 <w:color w:val="0E1116"/>
                 <w:kern w:val="0"/>
                 <w:sz w:val="21"/>
@@ -5456,7 +5316,6 @@
           <w:b/>
           <w:lang w:val="vi-VN"/>
         </w:rPr>
-        <w:lastRenderedPageBreak/>
         <w:drawing>
           <wp:inline distT="0" distB="0" distL="0" distR="0" wp14:anchorId="55C56626" wp14:editId="700D2ADC">
             <wp:extent cx="6115050" cy="2380615"/>
@@ -5517,6 +5376,7 @@
           <w:b/>
           <w:lang w:val="vi-VN"/>
         </w:rPr>
+        <w:lastRenderedPageBreak/>
         <w:t>Cập nhật điểm cho 1 trong 2 môn</w:t>
       </w:r>
     </w:p>
@@ -5696,16 +5556,7 @@
           <w:bCs/>
           <w:lang w:val="vi-VN"/>
         </w:rPr>
-        <w:t xml:space="preserve">: </w:t>
-      </w:r>
-      <w:r>
-        <w:rPr>
-          <w:rFonts w:ascii="Times New Roman" w:hAnsi="Times New Roman"/>
-          <w:b/>
-          <w:bCs/>
-          <w:lang w:val="vi-VN"/>
-        </w:rPr>
-        <w:t>Nâng cao - Events &amp; Access Control</w:t>
+        <w:t>: Nâng cao - Events &amp; Access Control</w:t>
       </w:r>
     </w:p>
     <w:tbl>
@@ -5764,20 +5615,7 @@
               <w:rPr>
                 <w:rFonts w:ascii="Times New Roman" w:hAnsi="Times New Roman"/>
               </w:rPr>
-              <w:lastRenderedPageBreak/>
-              <w:t>(0.5đ) Kế thừa contract StudentGrades.sol. Thêm một biến trạng thái address public owner;. Trong hàm constructor, gán địa chỉ của ng</w:t>
-            </w:r>
-            <w:r>
-              <w:rPr>
-                <w:rFonts w:ascii="Times New Roman" w:hAnsi="Times New Roman" w:hint="eastAsia"/>
-              </w:rPr>
-              <w:t>ư</w:t>
-            </w:r>
-            <w:r>
-              <w:rPr>
-                <w:rFonts w:ascii="Times New Roman" w:hAnsi="Times New Roman"/>
-              </w:rPr>
-              <w:t>ời triển khai cho biến owner: owner = msg.sender;.</w:t>
+              <w:t>(0.5đ) Kế thừa contract StudentGrades.sol. Thêm một biến trạng thái address public owner;. Trong hàm constructor, gán địa chỉ của người triển khai cho biến owner: owner = msg.sender;.</w:t>
             </w:r>
           </w:p>
           <w:p>
@@ -5791,31 +5629,7 @@
               <w:rPr>
                 <w:rFonts w:ascii="Times New Roman" w:hAnsi="Times New Roman"/>
               </w:rPr>
-              <w:t>(0.5đ) Thêm c</w:t>
-            </w:r>
-            <w:r>
-              <w:rPr>
-                <w:rFonts w:ascii="Times New Roman" w:hAnsi="Times New Roman" w:hint="eastAsia"/>
-              </w:rPr>
-              <w:t>ơ</w:t>
-            </w:r>
-            <w:r>
-              <w:rPr>
-                <w:rFonts w:ascii="Times New Roman" w:hAnsi="Times New Roman"/>
-              </w:rPr>
-              <w:t xml:space="preserve"> chế kiểm soát truy cập vào hàm addOrUpdateGrade. Chỉ có owner mới đ</w:t>
-            </w:r>
-            <w:r>
-              <w:rPr>
-                <w:rFonts w:ascii="Times New Roman" w:hAnsi="Times New Roman" w:hint="eastAsia"/>
-              </w:rPr>
-              <w:t>ư</w:t>
-            </w:r>
-            <w:r>
-              <w:rPr>
-                <w:rFonts w:ascii="Times New Roman" w:hAnsi="Times New Roman"/>
-              </w:rPr>
-              <w:t>ợc phép gọi hàm này. Sử dụng câu lệnh require(msg.sender == owner, "Only the owner can call this function."); ở đầu hàm.</w:t>
+              <w:t>(0.5đ) Thêm cơ chế kiểm soát truy cập vào hàm addOrUpdateGrade. Chỉ có owner mới được phép gọi hàm này. Sử dụng câu lệnh require(msg.sender == owner, "Only the owner can call this function."); ở đầu hàm.</w:t>
             </w:r>
           </w:p>
           <w:p>
@@ -5829,19 +5643,7 @@
               <w:rPr>
                 <w:rFonts w:ascii="Times New Roman" w:hAnsi="Times New Roman"/>
               </w:rPr>
-              <w:t>(0.5đ) Định nghĩa một event GradeUpdated(uint256 indexed subjectCode, string newName, uint8 newGrade);. Việc thêm `indexed` vào `subjectCode` giúp tìm kiếm sự kiện này dễ dàng h</w:t>
-            </w:r>
-            <w:r>
-              <w:rPr>
-                <w:rFonts w:ascii="Times New Roman" w:hAnsi="Times New Roman" w:hint="eastAsia"/>
-              </w:rPr>
-              <w:t>ơ</w:t>
-            </w:r>
-            <w:r>
-              <w:rPr>
-                <w:rFonts w:ascii="Times New Roman" w:hAnsi="Times New Roman"/>
-              </w:rPr>
-              <w:t>n.</w:t>
+              <w:t>(0.5đ) Định nghĩa một event GradeUpdated(uint256 indexed subjectCode, string newName, uint8 newGrade);. Việc thêm `indexed` vào `subjectCode` giúp tìm kiếm sự kiện này dễ dàng hơn.</w:t>
             </w:r>
           </w:p>
           <w:p>
@@ -5855,19 +5657,7 @@
               <w:rPr>
                 <w:rFonts w:ascii="Times New Roman" w:hAnsi="Times New Roman"/>
               </w:rPr>
-              <w:t>(0.5đ) Trong hàm addOrUpdateGrade, sau khi cập nhật điểm, hãy phát ra (emit) sự kiện GradeUpdated với các thông tin t</w:t>
-            </w:r>
-            <w:r>
-              <w:rPr>
-                <w:rFonts w:ascii="Times New Roman" w:hAnsi="Times New Roman" w:hint="eastAsia"/>
-              </w:rPr>
-              <w:t>ươ</w:t>
-            </w:r>
-            <w:r>
-              <w:rPr>
-                <w:rFonts w:ascii="Times New Roman" w:hAnsi="Times New Roman"/>
-              </w:rPr>
-              <w:t>ng ứng.</w:t>
+              <w:t>(0.5đ) Trong hàm addOrUpdateGrade, sau khi cập nhật điểm, hãy phát ra (emit) sự kiện GradeUpdated với các thông tin tương ứng.</w:t>
             </w:r>
           </w:p>
           <w:p>
@@ -5884,19 +5674,14 @@
               <w:rPr>
                 <w:rFonts w:ascii="Times New Roman" w:hAnsi="Times New Roman"/>
               </w:rPr>
-              <w:t>Yêu cầu báo cáo: Triển khai contract, gọi hàm cập nhật điểm. Sau đó, vào trang giao dịch trên Etherscan, tìm đến tab "Logs" (hoặc "Events") để xem sự kiện đã đ</w:t>
-            </w:r>
-            <w:r>
-              <w:rPr>
-                <w:rFonts w:ascii="Times New Roman" w:hAnsi="Times New Roman" w:hint="eastAsia"/>
-              </w:rPr>
-              <w:t>ư</w:t>
-            </w:r>
-            <w:r>
-              <w:rPr>
-                <w:rFonts w:ascii="Times New Roman" w:hAnsi="Times New Roman"/>
-              </w:rPr>
-              <w:t>ợc phát ra. Chụp màn hình tab này và giải thích ngắn gọn vai trò của `require` và `event` trong smart contract.</w:t>
+              <w:t xml:space="preserve">Yêu cầu báo cáo: Triển khai contract, gọi hàm cập nhật điểm. Sau đó, vào trang giao dịch trên Etherscan, tìm đến tab "Logs" (hoặc "Events") để xem sự kiện đã được phát </w:t>
+            </w:r>
+            <w:r>
+              <w:rPr>
+                <w:rFonts w:ascii="Times New Roman" w:hAnsi="Times New Roman"/>
+              </w:rPr>
+              <w:lastRenderedPageBreak/>
+              <w:t>ra. Chụp màn hình tab này và giải thích ngắn gọn vai trò của `require` và `event` trong smart contract.</w:t>
             </w:r>
           </w:p>
         </w:tc>
@@ -5951,32 +5736,1342 @@
           </w:tcPr>
           <w:p>
             <w:pPr>
-              <w:tabs>
-                <w:tab w:val="left" w:pos="6480"/>
-              </w:tabs>
-              <w:spacing w:after="160" w:line="259" w:lineRule="auto"/>
-              <w:rPr>
-                <w:rFonts w:ascii="Times New Roman" w:hAnsi="Times New Roman"/>
-                <w:b/>
-                <w:lang w:val="vi-VN"/>
+              <w:shd w:val="clear" w:color="auto" w:fill="FFFFFF"/>
+              <w:spacing w:after="0" w:line="285" w:lineRule="atLeast"/>
+              <w:ind w:left="360"/>
+              <w:rPr>
+                <w:rFonts w:ascii="Times New Roman" w:hAnsi="Times New Roman"/>
+                <w:color w:val="0E1116"/>
+                <w:kern w:val="0"/>
+                <w:sz w:val="21"/>
+                <w:szCs w:val="21"/>
               </w:rPr>
             </w:pPr>
+            <w:r>
+              <w:rPr>
+                <w:rFonts w:ascii="Times New Roman" w:hAnsi="Times New Roman"/>
+                <w:color w:val="66707B"/>
+                <w:kern w:val="0"/>
+                <w:sz w:val="21"/>
+                <w:szCs w:val="21"/>
+              </w:rPr>
+              <w:t>// SPDX-License-Identifier: MIT</w:t>
+            </w:r>
+          </w:p>
+          <w:p>
+            <w:pPr>
+              <w:shd w:val="clear" w:color="auto" w:fill="FFFFFF"/>
+              <w:spacing w:after="0" w:line="285" w:lineRule="atLeast"/>
+              <w:ind w:left="360"/>
+              <w:rPr>
+                <w:rFonts w:ascii="Times New Roman" w:hAnsi="Times New Roman"/>
+                <w:color w:val="0E1116"/>
+                <w:kern w:val="0"/>
+                <w:sz w:val="21"/>
+                <w:szCs w:val="21"/>
+              </w:rPr>
+            </w:pPr>
+            <w:r>
+              <w:rPr>
+                <w:rFonts w:ascii="Times New Roman" w:hAnsi="Times New Roman"/>
+                <w:color w:val="A0111F"/>
+                <w:kern w:val="0"/>
+                <w:sz w:val="21"/>
+                <w:szCs w:val="21"/>
+              </w:rPr>
+              <w:t>pragma</w:t>
+            </w:r>
+            <w:r>
+              <w:rPr>
+                <w:rFonts w:ascii="Times New Roman" w:hAnsi="Times New Roman"/>
+                <w:color w:val="0E1116"/>
+                <w:kern w:val="0"/>
+                <w:sz w:val="21"/>
+                <w:szCs w:val="21"/>
+              </w:rPr>
+              <w:t xml:space="preserve"> </w:t>
+            </w:r>
+            <w:r>
+              <w:rPr>
+                <w:rFonts w:ascii="Times New Roman" w:hAnsi="Times New Roman"/>
+                <w:color w:val="024C1A"/>
+                <w:kern w:val="0"/>
+                <w:sz w:val="21"/>
+                <w:szCs w:val="21"/>
+              </w:rPr>
+              <w:t>solidity</w:t>
+            </w:r>
+            <w:r>
+              <w:rPr>
+                <w:rFonts w:ascii="Times New Roman" w:hAnsi="Times New Roman"/>
+                <w:color w:val="0E1116"/>
+                <w:kern w:val="0"/>
+                <w:sz w:val="21"/>
+                <w:szCs w:val="21"/>
+              </w:rPr>
+              <w:t xml:space="preserve"> </w:t>
+            </w:r>
+            <w:r>
+              <w:rPr>
+                <w:rFonts w:ascii="Times New Roman" w:hAnsi="Times New Roman"/>
+                <w:color w:val="023B95"/>
+                <w:kern w:val="0"/>
+                <w:sz w:val="21"/>
+                <w:szCs w:val="21"/>
+              </w:rPr>
+              <w:t>^0.8.20</w:t>
+            </w:r>
+            <w:r>
+              <w:rPr>
+                <w:rFonts w:ascii="Times New Roman" w:hAnsi="Times New Roman"/>
+                <w:color w:val="0E1116"/>
+                <w:kern w:val="0"/>
+                <w:sz w:val="21"/>
+                <w:szCs w:val="21"/>
+              </w:rPr>
+              <w:t>;</w:t>
+            </w:r>
+          </w:p>
+          <w:p>
+            <w:pPr>
+              <w:shd w:val="clear" w:color="auto" w:fill="FFFFFF"/>
+              <w:spacing w:after="0" w:line="285" w:lineRule="atLeast"/>
+              <w:ind w:left="360"/>
+              <w:rPr>
+                <w:rFonts w:ascii="Times New Roman" w:hAnsi="Times New Roman"/>
+                <w:color w:val="0E1116"/>
+                <w:kern w:val="0"/>
+                <w:sz w:val="21"/>
+                <w:szCs w:val="21"/>
+              </w:rPr>
+            </w:pPr>
+            <w:r>
+              <w:rPr>
+                <w:rFonts w:ascii="Times New Roman" w:hAnsi="Times New Roman"/>
+                <w:color w:val="A0111F"/>
+                <w:kern w:val="0"/>
+                <w:sz w:val="21"/>
+                <w:szCs w:val="21"/>
+              </w:rPr>
+              <w:t>import</w:t>
+            </w:r>
+            <w:r>
+              <w:rPr>
+                <w:rFonts w:ascii="Times New Roman" w:hAnsi="Times New Roman"/>
+                <w:color w:val="0E1116"/>
+                <w:kern w:val="0"/>
+                <w:sz w:val="21"/>
+                <w:szCs w:val="21"/>
+              </w:rPr>
+              <w:t xml:space="preserve"> </w:t>
+            </w:r>
+            <w:r>
+              <w:rPr>
+                <w:rFonts w:ascii="Times New Roman" w:hAnsi="Times New Roman"/>
+                <w:color w:val="032563"/>
+                <w:kern w:val="0"/>
+                <w:sz w:val="21"/>
+                <w:szCs w:val="21"/>
+              </w:rPr>
+              <w:t>"./StudentGrades.sol"</w:t>
+            </w:r>
+            <w:r>
+              <w:rPr>
+                <w:rFonts w:ascii="Times New Roman" w:hAnsi="Times New Roman"/>
+                <w:color w:val="0E1116"/>
+                <w:kern w:val="0"/>
+                <w:sz w:val="21"/>
+                <w:szCs w:val="21"/>
+              </w:rPr>
+              <w:t>;</w:t>
+            </w:r>
+          </w:p>
+          <w:p>
+            <w:pPr>
+              <w:shd w:val="clear" w:color="auto" w:fill="FFFFFF"/>
+              <w:spacing w:after="0" w:line="285" w:lineRule="atLeast"/>
+              <w:ind w:left="360"/>
+              <w:rPr>
+                <w:rFonts w:ascii="Times New Roman" w:hAnsi="Times New Roman"/>
+                <w:color w:val="0E1116"/>
+                <w:kern w:val="0"/>
+                <w:sz w:val="21"/>
+                <w:szCs w:val="21"/>
+              </w:rPr>
+            </w:pPr>
+            <w:r>
+              <w:rPr>
+                <w:rFonts w:ascii="Times New Roman" w:hAnsi="Times New Roman"/>
+                <w:color w:val="A0111F"/>
+                <w:kern w:val="0"/>
+                <w:sz w:val="21"/>
+                <w:szCs w:val="21"/>
+              </w:rPr>
+              <w:t>contract</w:t>
+            </w:r>
+            <w:r>
+              <w:rPr>
+                <w:rFonts w:ascii="Times New Roman" w:hAnsi="Times New Roman"/>
+                <w:color w:val="0E1116"/>
+                <w:kern w:val="0"/>
+                <w:sz w:val="21"/>
+                <w:szCs w:val="21"/>
+              </w:rPr>
+              <w:t xml:space="preserve"> </w:t>
+            </w:r>
+            <w:r>
+              <w:rPr>
+                <w:rFonts w:ascii="Times New Roman" w:hAnsi="Times New Roman"/>
+                <w:color w:val="702C00"/>
+                <w:kern w:val="0"/>
+                <w:sz w:val="21"/>
+                <w:szCs w:val="21"/>
+              </w:rPr>
+              <w:t>Event_AC</w:t>
+            </w:r>
+            <w:r>
+              <w:rPr>
+                <w:rFonts w:ascii="Times New Roman" w:hAnsi="Times New Roman"/>
+                <w:color w:val="0E1116"/>
+                <w:kern w:val="0"/>
+                <w:sz w:val="21"/>
+                <w:szCs w:val="21"/>
+              </w:rPr>
+              <w:t xml:space="preserve"> </w:t>
+            </w:r>
+            <w:r>
+              <w:rPr>
+                <w:rFonts w:ascii="Times New Roman" w:hAnsi="Times New Roman"/>
+                <w:color w:val="A0111F"/>
+                <w:kern w:val="0"/>
+                <w:sz w:val="21"/>
+                <w:szCs w:val="21"/>
+              </w:rPr>
+              <w:t>is</w:t>
+            </w:r>
+            <w:r>
+              <w:rPr>
+                <w:rFonts w:ascii="Times New Roman" w:hAnsi="Times New Roman"/>
+                <w:color w:val="0E1116"/>
+                <w:kern w:val="0"/>
+                <w:sz w:val="21"/>
+                <w:szCs w:val="21"/>
+              </w:rPr>
+              <w:t xml:space="preserve"> </w:t>
+            </w:r>
+            <w:r>
+              <w:rPr>
+                <w:rFonts w:ascii="Times New Roman" w:hAnsi="Times New Roman"/>
+                <w:color w:val="702C00"/>
+                <w:kern w:val="0"/>
+                <w:sz w:val="21"/>
+                <w:szCs w:val="21"/>
+              </w:rPr>
+              <w:t>StudentGrades</w:t>
+            </w:r>
+            <w:r>
+              <w:rPr>
+                <w:rFonts w:ascii="Times New Roman" w:hAnsi="Times New Roman"/>
+                <w:color w:val="0E1116"/>
+                <w:kern w:val="0"/>
+                <w:sz w:val="21"/>
+                <w:szCs w:val="21"/>
+              </w:rPr>
+              <w:t>{</w:t>
+            </w:r>
+          </w:p>
+          <w:p>
+            <w:pPr>
+              <w:shd w:val="clear" w:color="auto" w:fill="FFFFFF"/>
+              <w:spacing w:after="0" w:line="285" w:lineRule="atLeast"/>
+              <w:ind w:left="360"/>
+              <w:rPr>
+                <w:rFonts w:ascii="Times New Roman" w:hAnsi="Times New Roman"/>
+                <w:color w:val="0E1116"/>
+                <w:kern w:val="0"/>
+                <w:sz w:val="21"/>
+                <w:szCs w:val="21"/>
+              </w:rPr>
+            </w:pPr>
+            <w:r>
+              <w:rPr>
+                <w:rFonts w:ascii="Times New Roman" w:hAnsi="Times New Roman"/>
+                <w:color w:val="0E1116"/>
+                <w:kern w:val="0"/>
+                <w:sz w:val="21"/>
+                <w:szCs w:val="21"/>
+              </w:rPr>
+              <w:t xml:space="preserve">    </w:t>
+            </w:r>
+            <w:r>
+              <w:rPr>
+                <w:rFonts w:ascii="Times New Roman" w:hAnsi="Times New Roman"/>
+                <w:color w:val="023B95"/>
+                <w:kern w:val="0"/>
+                <w:sz w:val="21"/>
+                <w:szCs w:val="21"/>
+              </w:rPr>
+              <w:t>address</w:t>
+            </w:r>
+            <w:r>
+              <w:rPr>
+                <w:rFonts w:ascii="Times New Roman" w:hAnsi="Times New Roman"/>
+                <w:color w:val="0E1116"/>
+                <w:kern w:val="0"/>
+                <w:sz w:val="21"/>
+                <w:szCs w:val="21"/>
+              </w:rPr>
+              <w:t xml:space="preserve"> </w:t>
+            </w:r>
+            <w:r>
+              <w:rPr>
+                <w:rFonts w:ascii="Times New Roman" w:hAnsi="Times New Roman"/>
+                <w:color w:val="A0111F"/>
+                <w:kern w:val="0"/>
+                <w:sz w:val="21"/>
+                <w:szCs w:val="21"/>
+              </w:rPr>
+              <w:t>public</w:t>
+            </w:r>
+            <w:r>
+              <w:rPr>
+                <w:rFonts w:ascii="Times New Roman" w:hAnsi="Times New Roman"/>
+                <w:color w:val="0E1116"/>
+                <w:kern w:val="0"/>
+                <w:sz w:val="21"/>
+                <w:szCs w:val="21"/>
+              </w:rPr>
+              <w:t xml:space="preserve"> owner;</w:t>
+            </w:r>
+          </w:p>
+          <w:p>
+            <w:pPr>
+              <w:shd w:val="clear" w:color="auto" w:fill="FFFFFF"/>
+              <w:spacing w:after="0" w:line="285" w:lineRule="atLeast"/>
+              <w:ind w:left="360"/>
+              <w:rPr>
+                <w:rFonts w:ascii="Times New Roman" w:hAnsi="Times New Roman"/>
+                <w:color w:val="0E1116"/>
+                <w:kern w:val="0"/>
+                <w:sz w:val="21"/>
+                <w:szCs w:val="21"/>
+              </w:rPr>
+            </w:pPr>
+            <w:r>
+              <w:rPr>
+                <w:rFonts w:ascii="Times New Roman" w:hAnsi="Times New Roman"/>
+                <w:color w:val="0E1116"/>
+                <w:kern w:val="0"/>
+                <w:sz w:val="21"/>
+                <w:szCs w:val="21"/>
+              </w:rPr>
+              <w:t xml:space="preserve">    </w:t>
+            </w:r>
+            <w:r>
+              <w:rPr>
+                <w:rFonts w:ascii="Times New Roman" w:hAnsi="Times New Roman"/>
+                <w:color w:val="A0111F"/>
+                <w:kern w:val="0"/>
+                <w:sz w:val="21"/>
+                <w:szCs w:val="21"/>
+              </w:rPr>
+              <w:t>constructor</w:t>
+            </w:r>
+            <w:r>
+              <w:rPr>
+                <w:rFonts w:ascii="Times New Roman" w:hAnsi="Times New Roman"/>
+                <w:color w:val="0E1116"/>
+                <w:kern w:val="0"/>
+                <w:sz w:val="21"/>
+                <w:szCs w:val="21"/>
+              </w:rPr>
+              <w:t>(){</w:t>
+            </w:r>
+          </w:p>
+          <w:p>
+            <w:pPr>
+              <w:shd w:val="clear" w:color="auto" w:fill="FFFFFF"/>
+              <w:spacing w:after="0" w:line="285" w:lineRule="atLeast"/>
+              <w:ind w:left="360"/>
+              <w:rPr>
+                <w:rFonts w:ascii="Times New Roman" w:hAnsi="Times New Roman"/>
+                <w:color w:val="0E1116"/>
+                <w:kern w:val="0"/>
+                <w:sz w:val="21"/>
+                <w:szCs w:val="21"/>
+              </w:rPr>
+            </w:pPr>
+            <w:r>
+              <w:rPr>
+                <w:rFonts w:ascii="Times New Roman" w:hAnsi="Times New Roman"/>
+                <w:color w:val="0E1116"/>
+                <w:kern w:val="0"/>
+                <w:sz w:val="21"/>
+                <w:szCs w:val="21"/>
+              </w:rPr>
+              <w:t>        owner</w:t>
+            </w:r>
+            <w:r>
+              <w:rPr>
+                <w:rFonts w:ascii="Times New Roman" w:hAnsi="Times New Roman"/>
+                <w:color w:val="A0111F"/>
+                <w:kern w:val="0"/>
+                <w:sz w:val="21"/>
+                <w:szCs w:val="21"/>
+              </w:rPr>
+              <w:t>=</w:t>
+            </w:r>
+            <w:r>
+              <w:rPr>
+                <w:rFonts w:ascii="Times New Roman" w:hAnsi="Times New Roman"/>
+                <w:color w:val="023B95"/>
+                <w:kern w:val="0"/>
+                <w:sz w:val="21"/>
+                <w:szCs w:val="21"/>
+              </w:rPr>
+              <w:t>msg.sender</w:t>
+            </w:r>
+            <w:r>
+              <w:rPr>
+                <w:rFonts w:ascii="Times New Roman" w:hAnsi="Times New Roman"/>
+                <w:color w:val="0E1116"/>
+                <w:kern w:val="0"/>
+                <w:sz w:val="21"/>
+                <w:szCs w:val="21"/>
+              </w:rPr>
+              <w:t>;</w:t>
+            </w:r>
+          </w:p>
+          <w:p>
+            <w:pPr>
+              <w:shd w:val="clear" w:color="auto" w:fill="FFFFFF"/>
+              <w:spacing w:after="0" w:line="285" w:lineRule="atLeast"/>
+              <w:ind w:left="360"/>
+              <w:rPr>
+                <w:rFonts w:ascii="Times New Roman" w:hAnsi="Times New Roman"/>
+                <w:color w:val="0E1116"/>
+                <w:kern w:val="0"/>
+                <w:sz w:val="21"/>
+                <w:szCs w:val="21"/>
+              </w:rPr>
+            </w:pPr>
+            <w:r>
+              <w:rPr>
+                <w:rFonts w:ascii="Times New Roman" w:hAnsi="Times New Roman"/>
+                <w:color w:val="0E1116"/>
+                <w:kern w:val="0"/>
+                <w:sz w:val="21"/>
+                <w:szCs w:val="21"/>
+              </w:rPr>
+              <w:t>    }</w:t>
+            </w:r>
+          </w:p>
+          <w:p>
+            <w:pPr>
+              <w:shd w:val="clear" w:color="auto" w:fill="FFFFFF"/>
+              <w:spacing w:after="0" w:line="285" w:lineRule="atLeast"/>
+              <w:ind w:left="360"/>
+              <w:rPr>
+                <w:rFonts w:ascii="Times New Roman" w:hAnsi="Times New Roman"/>
+                <w:color w:val="0E1116"/>
+                <w:kern w:val="0"/>
+                <w:sz w:val="21"/>
+                <w:szCs w:val="21"/>
+              </w:rPr>
+            </w:pPr>
+            <w:r>
+              <w:rPr>
+                <w:rFonts w:ascii="Times New Roman" w:hAnsi="Times New Roman"/>
+                <w:color w:val="0E1116"/>
+                <w:kern w:val="0"/>
+                <w:sz w:val="21"/>
+                <w:szCs w:val="21"/>
+              </w:rPr>
+              <w:t xml:space="preserve">    </w:t>
+            </w:r>
+            <w:r>
+              <w:rPr>
+                <w:rFonts w:ascii="Times New Roman" w:hAnsi="Times New Roman"/>
+                <w:color w:val="A0111F"/>
+                <w:kern w:val="0"/>
+                <w:sz w:val="21"/>
+                <w:szCs w:val="21"/>
+              </w:rPr>
+              <w:t>event</w:t>
+            </w:r>
+            <w:r>
+              <w:rPr>
+                <w:rFonts w:ascii="Times New Roman" w:hAnsi="Times New Roman"/>
+                <w:color w:val="0E1116"/>
+                <w:kern w:val="0"/>
+                <w:sz w:val="21"/>
+                <w:szCs w:val="21"/>
+              </w:rPr>
+              <w:t xml:space="preserve"> </w:t>
+            </w:r>
+            <w:r>
+              <w:rPr>
+                <w:rFonts w:ascii="Times New Roman" w:hAnsi="Times New Roman"/>
+                <w:color w:val="702C00"/>
+                <w:kern w:val="0"/>
+                <w:sz w:val="21"/>
+                <w:szCs w:val="21"/>
+              </w:rPr>
+              <w:t>GradeUpdated</w:t>
+            </w:r>
+            <w:r>
+              <w:rPr>
+                <w:rFonts w:ascii="Times New Roman" w:hAnsi="Times New Roman"/>
+                <w:color w:val="0E1116"/>
+                <w:kern w:val="0"/>
+                <w:sz w:val="21"/>
+                <w:szCs w:val="21"/>
+              </w:rPr>
+              <w:t>(</w:t>
+            </w:r>
+            <w:r>
+              <w:rPr>
+                <w:rFonts w:ascii="Times New Roman" w:hAnsi="Times New Roman"/>
+                <w:color w:val="023B95"/>
+                <w:kern w:val="0"/>
+                <w:sz w:val="21"/>
+                <w:szCs w:val="21"/>
+              </w:rPr>
+              <w:t>uint256</w:t>
+            </w:r>
+            <w:r>
+              <w:rPr>
+                <w:rFonts w:ascii="Times New Roman" w:hAnsi="Times New Roman"/>
+                <w:color w:val="0E1116"/>
+                <w:kern w:val="0"/>
+                <w:sz w:val="21"/>
+                <w:szCs w:val="21"/>
+              </w:rPr>
+              <w:t xml:space="preserve"> </w:t>
+            </w:r>
+            <w:r>
+              <w:rPr>
+                <w:rFonts w:ascii="Times New Roman" w:hAnsi="Times New Roman"/>
+                <w:color w:val="A0111F"/>
+                <w:kern w:val="0"/>
+                <w:sz w:val="21"/>
+                <w:szCs w:val="21"/>
+              </w:rPr>
+              <w:t>indexed</w:t>
+            </w:r>
+            <w:r>
+              <w:rPr>
+                <w:rFonts w:ascii="Times New Roman" w:hAnsi="Times New Roman"/>
+                <w:color w:val="0E1116"/>
+                <w:kern w:val="0"/>
+                <w:sz w:val="21"/>
+                <w:szCs w:val="21"/>
+              </w:rPr>
+              <w:t xml:space="preserve"> </w:t>
+            </w:r>
+            <w:r>
+              <w:rPr>
+                <w:rFonts w:ascii="Times New Roman" w:hAnsi="Times New Roman"/>
+                <w:color w:val="702C00"/>
+                <w:kern w:val="0"/>
+                <w:sz w:val="21"/>
+                <w:szCs w:val="21"/>
+              </w:rPr>
+              <w:t>subjectCode</w:t>
+            </w:r>
+            <w:r>
+              <w:rPr>
+                <w:rFonts w:ascii="Times New Roman" w:hAnsi="Times New Roman"/>
+                <w:color w:val="0E1116"/>
+                <w:kern w:val="0"/>
+                <w:sz w:val="21"/>
+                <w:szCs w:val="21"/>
+              </w:rPr>
+              <w:t xml:space="preserve">, </w:t>
+            </w:r>
+            <w:r>
+              <w:rPr>
+                <w:rFonts w:ascii="Times New Roman" w:hAnsi="Times New Roman"/>
+                <w:color w:val="023B95"/>
+                <w:kern w:val="0"/>
+                <w:sz w:val="21"/>
+                <w:szCs w:val="21"/>
+              </w:rPr>
+              <w:t>string</w:t>
+            </w:r>
+            <w:r>
+              <w:rPr>
+                <w:rFonts w:ascii="Times New Roman" w:hAnsi="Times New Roman"/>
+                <w:color w:val="0E1116"/>
+                <w:kern w:val="0"/>
+                <w:sz w:val="21"/>
+                <w:szCs w:val="21"/>
+              </w:rPr>
+              <w:t xml:space="preserve"> </w:t>
+            </w:r>
+            <w:r>
+              <w:rPr>
+                <w:rFonts w:ascii="Times New Roman" w:hAnsi="Times New Roman"/>
+                <w:color w:val="702C00"/>
+                <w:kern w:val="0"/>
+                <w:sz w:val="21"/>
+                <w:szCs w:val="21"/>
+              </w:rPr>
+              <w:t>newName</w:t>
+            </w:r>
+            <w:r>
+              <w:rPr>
+                <w:rFonts w:ascii="Times New Roman" w:hAnsi="Times New Roman"/>
+                <w:color w:val="0E1116"/>
+                <w:kern w:val="0"/>
+                <w:sz w:val="21"/>
+                <w:szCs w:val="21"/>
+              </w:rPr>
+              <w:t xml:space="preserve">, </w:t>
+            </w:r>
+            <w:r>
+              <w:rPr>
+                <w:rFonts w:ascii="Times New Roman" w:hAnsi="Times New Roman"/>
+                <w:color w:val="023B95"/>
+                <w:kern w:val="0"/>
+                <w:sz w:val="21"/>
+                <w:szCs w:val="21"/>
+              </w:rPr>
+              <w:t>uint8</w:t>
+            </w:r>
+            <w:r>
+              <w:rPr>
+                <w:rFonts w:ascii="Times New Roman" w:hAnsi="Times New Roman"/>
+                <w:color w:val="0E1116"/>
+                <w:kern w:val="0"/>
+                <w:sz w:val="21"/>
+                <w:szCs w:val="21"/>
+              </w:rPr>
+              <w:t xml:space="preserve"> </w:t>
+            </w:r>
+            <w:r>
+              <w:rPr>
+                <w:rFonts w:ascii="Times New Roman" w:hAnsi="Times New Roman"/>
+                <w:color w:val="702C00"/>
+                <w:kern w:val="0"/>
+                <w:sz w:val="21"/>
+                <w:szCs w:val="21"/>
+              </w:rPr>
+              <w:t>newGrade</w:t>
+            </w:r>
+            <w:r>
+              <w:rPr>
+                <w:rFonts w:ascii="Times New Roman" w:hAnsi="Times New Roman"/>
+                <w:color w:val="0E1116"/>
+                <w:kern w:val="0"/>
+                <w:sz w:val="21"/>
+                <w:szCs w:val="21"/>
+              </w:rPr>
+              <w:t>);</w:t>
+            </w:r>
+          </w:p>
+          <w:p>
+            <w:pPr>
+              <w:shd w:val="clear" w:color="auto" w:fill="FFFFFF"/>
+              <w:spacing w:after="0" w:line="285" w:lineRule="atLeast"/>
+              <w:ind w:left="360"/>
+              <w:rPr>
+                <w:rFonts w:ascii="Times New Roman" w:hAnsi="Times New Roman"/>
+                <w:color w:val="0E1116"/>
+                <w:kern w:val="0"/>
+                <w:sz w:val="21"/>
+                <w:szCs w:val="21"/>
+              </w:rPr>
+            </w:pPr>
+            <w:r>
+              <w:rPr>
+                <w:rFonts w:ascii="Times New Roman" w:hAnsi="Times New Roman"/>
+                <w:color w:val="0E1116"/>
+                <w:kern w:val="0"/>
+                <w:sz w:val="21"/>
+                <w:szCs w:val="21"/>
+              </w:rPr>
+              <w:t xml:space="preserve">    </w:t>
+            </w:r>
+            <w:r>
+              <w:rPr>
+                <w:rFonts w:ascii="Times New Roman" w:hAnsi="Times New Roman"/>
+                <w:color w:val="A0111F"/>
+                <w:kern w:val="0"/>
+                <w:sz w:val="21"/>
+                <w:szCs w:val="21"/>
+              </w:rPr>
+              <w:t>function</w:t>
+            </w:r>
+            <w:r>
+              <w:rPr>
+                <w:rFonts w:ascii="Times New Roman" w:hAnsi="Times New Roman"/>
+                <w:color w:val="0E1116"/>
+                <w:kern w:val="0"/>
+                <w:sz w:val="21"/>
+                <w:szCs w:val="21"/>
+              </w:rPr>
+              <w:t xml:space="preserve"> </w:t>
+            </w:r>
+            <w:r>
+              <w:rPr>
+                <w:rFonts w:ascii="Times New Roman" w:hAnsi="Times New Roman"/>
+                <w:color w:val="622CBC"/>
+                <w:kern w:val="0"/>
+                <w:sz w:val="21"/>
+                <w:szCs w:val="21"/>
+              </w:rPr>
+              <w:t>addOrUpdateGrade</w:t>
+            </w:r>
+            <w:r>
+              <w:rPr>
+                <w:rFonts w:ascii="Times New Roman" w:hAnsi="Times New Roman"/>
+                <w:color w:val="0E1116"/>
+                <w:kern w:val="0"/>
+                <w:sz w:val="21"/>
+                <w:szCs w:val="21"/>
+              </w:rPr>
+              <w:t>(</w:t>
+            </w:r>
+            <w:r>
+              <w:rPr>
+                <w:rFonts w:ascii="Times New Roman" w:hAnsi="Times New Roman"/>
+                <w:color w:val="023B95"/>
+                <w:kern w:val="0"/>
+                <w:sz w:val="21"/>
+                <w:szCs w:val="21"/>
+              </w:rPr>
+              <w:t>uint256</w:t>
+            </w:r>
+            <w:r>
+              <w:rPr>
+                <w:rFonts w:ascii="Times New Roman" w:hAnsi="Times New Roman"/>
+                <w:color w:val="0E1116"/>
+                <w:kern w:val="0"/>
+                <w:sz w:val="21"/>
+                <w:szCs w:val="21"/>
+              </w:rPr>
+              <w:t xml:space="preserve"> _subjectCode, </w:t>
+            </w:r>
+            <w:r>
+              <w:rPr>
+                <w:rFonts w:ascii="Times New Roman" w:hAnsi="Times New Roman"/>
+                <w:color w:val="023B95"/>
+                <w:kern w:val="0"/>
+                <w:sz w:val="21"/>
+                <w:szCs w:val="21"/>
+              </w:rPr>
+              <w:t>string</w:t>
+            </w:r>
+            <w:r>
+              <w:rPr>
+                <w:rFonts w:ascii="Times New Roman" w:hAnsi="Times New Roman"/>
+                <w:color w:val="0E1116"/>
+                <w:kern w:val="0"/>
+                <w:sz w:val="21"/>
+                <w:szCs w:val="21"/>
+              </w:rPr>
+              <w:t xml:space="preserve"> </w:t>
+            </w:r>
+            <w:r>
+              <w:rPr>
+                <w:rFonts w:ascii="Times New Roman" w:hAnsi="Times New Roman"/>
+                <w:color w:val="A0111F"/>
+                <w:kern w:val="0"/>
+                <w:sz w:val="21"/>
+                <w:szCs w:val="21"/>
+              </w:rPr>
+              <w:t>memory</w:t>
+            </w:r>
+            <w:r>
+              <w:rPr>
+                <w:rFonts w:ascii="Times New Roman" w:hAnsi="Times New Roman"/>
+                <w:color w:val="0E1116"/>
+                <w:kern w:val="0"/>
+                <w:sz w:val="21"/>
+                <w:szCs w:val="21"/>
+              </w:rPr>
+              <w:t xml:space="preserve"> _subjectName, </w:t>
+            </w:r>
+            <w:r>
+              <w:rPr>
+                <w:rFonts w:ascii="Times New Roman" w:hAnsi="Times New Roman"/>
+                <w:color w:val="023B95"/>
+                <w:kern w:val="0"/>
+                <w:sz w:val="21"/>
+                <w:szCs w:val="21"/>
+              </w:rPr>
+              <w:t>uint8</w:t>
+            </w:r>
+            <w:r>
+              <w:rPr>
+                <w:rFonts w:ascii="Times New Roman" w:hAnsi="Times New Roman"/>
+                <w:color w:val="0E1116"/>
+                <w:kern w:val="0"/>
+                <w:sz w:val="21"/>
+                <w:szCs w:val="21"/>
+              </w:rPr>
+              <w:t xml:space="preserve"> _grade) </w:t>
+            </w:r>
+            <w:r>
+              <w:rPr>
+                <w:rFonts w:ascii="Times New Roman" w:hAnsi="Times New Roman"/>
+                <w:color w:val="A0111F"/>
+                <w:kern w:val="0"/>
+                <w:sz w:val="21"/>
+                <w:szCs w:val="21"/>
+              </w:rPr>
+              <w:t>public</w:t>
+            </w:r>
+            <w:r>
+              <w:rPr>
+                <w:rFonts w:ascii="Times New Roman" w:hAnsi="Times New Roman"/>
+                <w:color w:val="0E1116"/>
+                <w:kern w:val="0"/>
+                <w:sz w:val="21"/>
+                <w:szCs w:val="21"/>
+              </w:rPr>
+              <w:t xml:space="preserve"> </w:t>
+            </w:r>
+            <w:r>
+              <w:rPr>
+                <w:rFonts w:ascii="Times New Roman" w:hAnsi="Times New Roman"/>
+                <w:color w:val="A0111F"/>
+                <w:kern w:val="0"/>
+                <w:sz w:val="21"/>
+                <w:szCs w:val="21"/>
+              </w:rPr>
+              <w:t>override</w:t>
+            </w:r>
+            <w:r>
+              <w:rPr>
+                <w:rFonts w:ascii="Times New Roman" w:hAnsi="Times New Roman"/>
+                <w:color w:val="0E1116"/>
+                <w:kern w:val="0"/>
+                <w:sz w:val="21"/>
+                <w:szCs w:val="21"/>
+              </w:rPr>
+              <w:t xml:space="preserve"> {</w:t>
+            </w:r>
+          </w:p>
+          <w:p>
+            <w:pPr>
+              <w:shd w:val="clear" w:color="auto" w:fill="FFFFFF"/>
+              <w:spacing w:after="0" w:line="285" w:lineRule="atLeast"/>
+              <w:ind w:left="360"/>
+              <w:rPr>
+                <w:rFonts w:ascii="Times New Roman" w:hAnsi="Times New Roman"/>
+                <w:color w:val="0E1116"/>
+                <w:kern w:val="0"/>
+                <w:sz w:val="21"/>
+                <w:szCs w:val="21"/>
+              </w:rPr>
+            </w:pPr>
+            <w:r>
+              <w:rPr>
+                <w:rFonts w:ascii="Times New Roman" w:hAnsi="Times New Roman"/>
+                <w:color w:val="0E1116"/>
+                <w:kern w:val="0"/>
+                <w:sz w:val="21"/>
+                <w:szCs w:val="21"/>
+              </w:rPr>
+              <w:t xml:space="preserve">        </w:t>
+            </w:r>
+            <w:r>
+              <w:rPr>
+                <w:rFonts w:ascii="Times New Roman" w:hAnsi="Times New Roman"/>
+                <w:color w:val="A0111F"/>
+                <w:kern w:val="0"/>
+                <w:sz w:val="21"/>
+                <w:szCs w:val="21"/>
+              </w:rPr>
+              <w:t>require</w:t>
+            </w:r>
+            <w:r>
+              <w:rPr>
+                <w:rFonts w:ascii="Times New Roman" w:hAnsi="Times New Roman"/>
+                <w:color w:val="0E1116"/>
+                <w:kern w:val="0"/>
+                <w:sz w:val="21"/>
+                <w:szCs w:val="21"/>
+              </w:rPr>
+              <w:t>(</w:t>
+            </w:r>
+            <w:r>
+              <w:rPr>
+                <w:rFonts w:ascii="Times New Roman" w:hAnsi="Times New Roman"/>
+                <w:color w:val="023B95"/>
+                <w:kern w:val="0"/>
+                <w:sz w:val="21"/>
+                <w:szCs w:val="21"/>
+              </w:rPr>
+              <w:t>msg.sender</w:t>
+            </w:r>
+            <w:r>
+              <w:rPr>
+                <w:rFonts w:ascii="Times New Roman" w:hAnsi="Times New Roman"/>
+                <w:color w:val="0E1116"/>
+                <w:kern w:val="0"/>
+                <w:sz w:val="21"/>
+                <w:szCs w:val="21"/>
+              </w:rPr>
+              <w:t xml:space="preserve"> </w:t>
+            </w:r>
+            <w:r>
+              <w:rPr>
+                <w:rFonts w:ascii="Times New Roman" w:hAnsi="Times New Roman"/>
+                <w:color w:val="A0111F"/>
+                <w:kern w:val="0"/>
+                <w:sz w:val="21"/>
+                <w:szCs w:val="21"/>
+              </w:rPr>
+              <w:t>==</w:t>
+            </w:r>
+            <w:r>
+              <w:rPr>
+                <w:rFonts w:ascii="Times New Roman" w:hAnsi="Times New Roman"/>
+                <w:color w:val="0E1116"/>
+                <w:kern w:val="0"/>
+                <w:sz w:val="21"/>
+                <w:szCs w:val="21"/>
+              </w:rPr>
+              <w:t xml:space="preserve"> owner, </w:t>
+            </w:r>
+            <w:r>
+              <w:rPr>
+                <w:rFonts w:ascii="Times New Roman" w:hAnsi="Times New Roman"/>
+                <w:color w:val="032563"/>
+                <w:kern w:val="0"/>
+                <w:sz w:val="21"/>
+                <w:szCs w:val="21"/>
+              </w:rPr>
+              <w:t>"Only the owner can call this function."</w:t>
+            </w:r>
+            <w:r>
+              <w:rPr>
+                <w:rFonts w:ascii="Times New Roman" w:hAnsi="Times New Roman"/>
+                <w:color w:val="0E1116"/>
+                <w:kern w:val="0"/>
+                <w:sz w:val="21"/>
+                <w:szCs w:val="21"/>
+              </w:rPr>
+              <w:t>);</w:t>
+            </w:r>
+          </w:p>
+          <w:p>
+            <w:pPr>
+              <w:shd w:val="clear" w:color="auto" w:fill="FFFFFF"/>
+              <w:spacing w:after="0" w:line="285" w:lineRule="atLeast"/>
+              <w:ind w:left="360"/>
+              <w:rPr>
+                <w:rFonts w:ascii="Times New Roman" w:hAnsi="Times New Roman"/>
+                <w:color w:val="0E1116"/>
+                <w:kern w:val="0"/>
+                <w:sz w:val="21"/>
+                <w:szCs w:val="21"/>
+              </w:rPr>
+            </w:pPr>
+            <w:r>
+              <w:rPr>
+                <w:rFonts w:ascii="Times New Roman" w:hAnsi="Times New Roman"/>
+                <w:color w:val="0E1116"/>
+                <w:kern w:val="0"/>
+                <w:sz w:val="21"/>
+                <w:szCs w:val="21"/>
+              </w:rPr>
+              <w:t xml:space="preserve">        </w:t>
+            </w:r>
+            <w:r>
+              <w:rPr>
+                <w:rFonts w:ascii="Times New Roman" w:hAnsi="Times New Roman"/>
+                <w:color w:val="023B95"/>
+                <w:kern w:val="0"/>
+                <w:sz w:val="21"/>
+                <w:szCs w:val="21"/>
+              </w:rPr>
+              <w:t>super</w:t>
+            </w:r>
+            <w:r>
+              <w:rPr>
+                <w:rFonts w:ascii="Times New Roman" w:hAnsi="Times New Roman"/>
+                <w:color w:val="0E1116"/>
+                <w:kern w:val="0"/>
+                <w:sz w:val="21"/>
+                <w:szCs w:val="21"/>
+              </w:rPr>
+              <w:t>.</w:t>
+            </w:r>
+            <w:r>
+              <w:rPr>
+                <w:rFonts w:ascii="Times New Roman" w:hAnsi="Times New Roman"/>
+                <w:color w:val="622CBC"/>
+                <w:kern w:val="0"/>
+                <w:sz w:val="21"/>
+                <w:szCs w:val="21"/>
+              </w:rPr>
+              <w:t>addOrUpdateGrade</w:t>
+            </w:r>
+            <w:r>
+              <w:rPr>
+                <w:rFonts w:ascii="Times New Roman" w:hAnsi="Times New Roman"/>
+                <w:color w:val="0E1116"/>
+                <w:kern w:val="0"/>
+                <w:sz w:val="21"/>
+                <w:szCs w:val="21"/>
+              </w:rPr>
+              <w:t>(_subjectCode, _subjectName, _grade);</w:t>
+            </w:r>
+          </w:p>
+          <w:p>
+            <w:pPr>
+              <w:shd w:val="clear" w:color="auto" w:fill="FFFFFF"/>
+              <w:spacing w:after="0" w:line="285" w:lineRule="atLeast"/>
+              <w:ind w:left="360"/>
+              <w:rPr>
+                <w:rFonts w:ascii="Times New Roman" w:hAnsi="Times New Roman"/>
+                <w:color w:val="0E1116"/>
+                <w:kern w:val="0"/>
+                <w:sz w:val="21"/>
+                <w:szCs w:val="21"/>
+              </w:rPr>
+            </w:pPr>
+            <w:r>
+              <w:rPr>
+                <w:rFonts w:ascii="Times New Roman" w:hAnsi="Times New Roman"/>
+                <w:color w:val="0E1116"/>
+                <w:kern w:val="0"/>
+                <w:sz w:val="21"/>
+                <w:szCs w:val="21"/>
+              </w:rPr>
+              <w:t xml:space="preserve">        </w:t>
+            </w:r>
+            <w:r>
+              <w:rPr>
+                <w:rFonts w:ascii="Times New Roman" w:hAnsi="Times New Roman"/>
+                <w:color w:val="A0111F"/>
+                <w:kern w:val="0"/>
+                <w:sz w:val="21"/>
+                <w:szCs w:val="21"/>
+              </w:rPr>
+              <w:t>emit</w:t>
+            </w:r>
+            <w:r>
+              <w:rPr>
+                <w:rFonts w:ascii="Times New Roman" w:hAnsi="Times New Roman"/>
+                <w:color w:val="0E1116"/>
+                <w:kern w:val="0"/>
+                <w:sz w:val="21"/>
+                <w:szCs w:val="21"/>
+              </w:rPr>
+              <w:t xml:space="preserve"> </w:t>
+            </w:r>
+            <w:r>
+              <w:rPr>
+                <w:rFonts w:ascii="Times New Roman" w:hAnsi="Times New Roman"/>
+                <w:color w:val="622CBC"/>
+                <w:kern w:val="0"/>
+                <w:sz w:val="21"/>
+                <w:szCs w:val="21"/>
+              </w:rPr>
+              <w:t>GradeUpdated</w:t>
+            </w:r>
+            <w:r>
+              <w:rPr>
+                <w:rFonts w:ascii="Times New Roman" w:hAnsi="Times New Roman"/>
+                <w:color w:val="0E1116"/>
+                <w:kern w:val="0"/>
+                <w:sz w:val="21"/>
+                <w:szCs w:val="21"/>
+              </w:rPr>
+              <w:t>(_subjectCode, _subjectName, _grade);</w:t>
+            </w:r>
+          </w:p>
+          <w:p>
+            <w:pPr>
+              <w:shd w:val="clear" w:color="auto" w:fill="FFFFFF"/>
+              <w:spacing w:after="0" w:line="285" w:lineRule="atLeast"/>
+              <w:ind w:left="360"/>
+              <w:rPr>
+                <w:rFonts w:ascii="Times New Roman" w:hAnsi="Times New Roman"/>
+                <w:color w:val="0E1116"/>
+                <w:kern w:val="0"/>
+                <w:sz w:val="21"/>
+                <w:szCs w:val="21"/>
+              </w:rPr>
+            </w:pPr>
+            <w:r>
+              <w:rPr>
+                <w:rFonts w:ascii="Times New Roman" w:hAnsi="Times New Roman"/>
+                <w:color w:val="0E1116"/>
+                <w:kern w:val="0"/>
+                <w:sz w:val="21"/>
+                <w:szCs w:val="21"/>
+              </w:rPr>
+              <w:t>    }</w:t>
+            </w:r>
+          </w:p>
+          <w:p>
+            <w:pPr>
+              <w:shd w:val="clear" w:color="auto" w:fill="FFFFFF"/>
+              <w:spacing w:after="0" w:line="285" w:lineRule="atLeast"/>
+              <w:ind w:left="360"/>
+              <w:rPr>
+                <w:rFonts w:ascii="Times New Roman" w:hAnsi="Times New Roman"/>
+                <w:color w:val="0E1116"/>
+                <w:kern w:val="0"/>
+                <w:sz w:val="21"/>
+                <w:szCs w:val="21"/>
+              </w:rPr>
+            </w:pPr>
+          </w:p>
+          <w:p>
+            <w:pPr>
+              <w:shd w:val="clear" w:color="auto" w:fill="FFFFFF"/>
+              <w:spacing w:after="0" w:line="285" w:lineRule="atLeast"/>
+              <w:ind w:left="360"/>
+              <w:rPr>
+                <w:rFonts w:ascii="Times New Roman" w:hAnsi="Times New Roman"/>
+                <w:color w:val="0E1116"/>
+                <w:kern w:val="0"/>
+                <w:sz w:val="21"/>
+                <w:szCs w:val="21"/>
+              </w:rPr>
+            </w:pPr>
+            <w:r>
+              <w:rPr>
+                <w:rFonts w:ascii="Times New Roman" w:hAnsi="Times New Roman"/>
+                <w:color w:val="0E1116"/>
+                <w:kern w:val="0"/>
+                <w:sz w:val="21"/>
+                <w:szCs w:val="21"/>
+              </w:rPr>
+              <w:t>}</w:t>
+            </w:r>
           </w:p>
         </w:tc>
       </w:tr>
     </w:tbl>
     <w:p>
       <w:pPr>
+        <w:pStyle w:val="ListParagraph"/>
+        <w:numPr>
+          <w:ilvl w:val="1"/>
+          <w:numId w:val="21"/>
+        </w:numPr>
         <w:tabs>
           <w:tab w:val="left" w:pos="6480"/>
         </w:tabs>
         <w:spacing w:after="160" w:line="259" w:lineRule="auto"/>
         <w:rPr>
           <w:rFonts w:ascii="Times New Roman" w:hAnsi="Times New Roman"/>
-          <w:b/>
+          <w:bCs/>
+        </w:rPr>
+      </w:pPr>
+      <w:r>
+        <w:rPr>
+          <w:rFonts w:ascii="Times New Roman" w:hAnsi="Times New Roman"/>
+          <w:bCs/>
+        </w:rPr>
+        <w:t xml:space="preserve">contract Event_AC is StudentGrades: Kế thừa toàn bộ code từ Câu </w:t>
+      </w:r>
+      <w:r>
+        <w:rPr>
+          <w:rFonts w:ascii="Times New Roman" w:hAnsi="Times New Roman"/>
+          <w:bCs/>
+        </w:rPr>
+        <w:t>3</w:t>
+      </w:r>
+      <w:r>
+        <w:rPr>
+          <w:rFonts w:ascii="Times New Roman" w:hAnsi="Times New Roman"/>
+          <w:bCs/>
           <w:lang w:val="vi-VN"/>
         </w:rPr>
-      </w:pPr>
+        <w:t>.</w:t>
+      </w:r>
+    </w:p>
+    <w:p>
+      <w:pPr>
+        <w:pStyle w:val="ListParagraph"/>
+        <w:numPr>
+          <w:ilvl w:val="1"/>
+          <w:numId w:val="21"/>
+        </w:numPr>
+        <w:tabs>
+          <w:tab w:val="left" w:pos="6480"/>
+        </w:tabs>
+        <w:spacing w:after="160" w:line="259" w:lineRule="auto"/>
+        <w:rPr>
+          <w:rFonts w:ascii="Times New Roman" w:hAnsi="Times New Roman"/>
+          <w:bCs/>
+        </w:rPr>
+      </w:pPr>
+      <w:r>
+        <w:rPr>
+          <w:rFonts w:ascii="Times New Roman" w:hAnsi="Times New Roman"/>
+          <w:bCs/>
+        </w:rPr>
+        <w:t xml:space="preserve">constructor() { owner = msg.sender; }: Chạy đúng 1 lần khi deploy để ghi nhớ tài khoản là </w:t>
+      </w:r>
+      <w:r>
+        <w:rPr>
+          <w:rFonts w:ascii="Times New Roman" w:hAnsi="Times New Roman"/>
+          <w:bCs/>
+        </w:rPr>
+        <w:t>owner</w:t>
+      </w:r>
+      <w:r>
+        <w:rPr>
+          <w:rFonts w:ascii="Times New Roman" w:hAnsi="Times New Roman"/>
+          <w:bCs/>
+          <w:lang w:val="vi-VN"/>
+        </w:rPr>
+        <w:t>.</w:t>
+      </w:r>
+    </w:p>
+    <w:p>
+      <w:pPr>
+        <w:pStyle w:val="ListParagraph"/>
+        <w:numPr>
+          <w:ilvl w:val="1"/>
+          <w:numId w:val="21"/>
+        </w:numPr>
+        <w:tabs>
+          <w:tab w:val="left" w:pos="6480"/>
+        </w:tabs>
+        <w:spacing w:after="160" w:line="259" w:lineRule="auto"/>
+        <w:rPr>
+          <w:rFonts w:ascii="Times New Roman" w:hAnsi="Times New Roman"/>
+          <w:bCs/>
+        </w:rPr>
+      </w:pPr>
+      <w:r>
+        <w:rPr>
+          <w:rFonts w:ascii="Times New Roman" w:hAnsi="Times New Roman"/>
+          <w:bCs/>
+        </w:rPr>
+        <w:t>require(msg.sender == owner...): Cổng bảo vệ (Access Control). Nếu ng</w:t>
+      </w:r>
+      <w:r>
+        <w:rPr>
+          <w:rFonts w:ascii="Times New Roman" w:hAnsi="Times New Roman" w:hint="eastAsia"/>
+          <w:bCs/>
+        </w:rPr>
+        <w:t>ư</w:t>
+      </w:r>
+      <w:r>
+        <w:rPr>
+          <w:rFonts w:ascii="Times New Roman" w:hAnsi="Times New Roman"/>
+          <w:bCs/>
+        </w:rPr>
+        <w:t>ời gọi hàm không phải là owner, lập tức chặn giao dịch và báo lỗi.</w:t>
+      </w:r>
+    </w:p>
+    <w:p>
+      <w:pPr>
+        <w:pStyle w:val="ListParagraph"/>
+        <w:numPr>
+          <w:ilvl w:val="1"/>
+          <w:numId w:val="21"/>
+        </w:numPr>
+        <w:tabs>
+          <w:tab w:val="left" w:pos="6480"/>
+        </w:tabs>
+        <w:spacing w:after="160" w:line="259" w:lineRule="auto"/>
+        <w:rPr>
+          <w:rFonts w:ascii="Times New Roman" w:hAnsi="Times New Roman"/>
+          <w:bCs/>
+        </w:rPr>
+      </w:pPr>
+      <w:r>
+        <w:rPr>
+          <w:rFonts w:ascii="Times New Roman" w:hAnsi="Times New Roman"/>
+          <w:bCs/>
+        </w:rPr>
+        <w:t>super.addOrUpdateGrade(...): Nếu qua đ</w:t>
+      </w:r>
+      <w:r>
+        <w:rPr>
+          <w:rFonts w:ascii="Times New Roman" w:hAnsi="Times New Roman" w:hint="eastAsia"/>
+          <w:bCs/>
+        </w:rPr>
+        <w:t>ư</w:t>
+      </w:r>
+      <w:r>
+        <w:rPr>
+          <w:rFonts w:ascii="Times New Roman" w:hAnsi="Times New Roman"/>
+          <w:bCs/>
+        </w:rPr>
+        <w:t>ợc cổng bảo vệ</w:t>
+      </w:r>
+      <w:r>
+        <w:rPr>
+          <w:rFonts w:ascii="Times New Roman" w:hAnsi="Times New Roman"/>
+          <w:bCs/>
+          <w:lang w:val="vi-VN"/>
+        </w:rPr>
+        <w:t xml:space="preserve"> “require”</w:t>
+      </w:r>
+      <w:r>
+        <w:rPr>
+          <w:rFonts w:ascii="Times New Roman" w:hAnsi="Times New Roman"/>
+          <w:bCs/>
+        </w:rPr>
+        <w:t>, gọi lại hàm của Câu 3 để thực hiện việc l</w:t>
+      </w:r>
+      <w:r>
+        <w:rPr>
+          <w:rFonts w:ascii="Times New Roman" w:hAnsi="Times New Roman" w:hint="eastAsia"/>
+          <w:bCs/>
+        </w:rPr>
+        <w:t>ư</w:t>
+      </w:r>
+      <w:r>
+        <w:rPr>
+          <w:rFonts w:ascii="Times New Roman" w:hAnsi="Times New Roman"/>
+          <w:bCs/>
+        </w:rPr>
+        <w:t>u điểm.</w:t>
+      </w:r>
+    </w:p>
+    <w:p>
+      <w:pPr>
+        <w:pStyle w:val="ListParagraph"/>
+        <w:numPr>
+          <w:ilvl w:val="1"/>
+          <w:numId w:val="21"/>
+        </w:numPr>
+        <w:tabs>
+          <w:tab w:val="left" w:pos="6480"/>
+        </w:tabs>
+        <w:spacing w:after="160" w:line="259" w:lineRule="auto"/>
+        <w:rPr>
+          <w:rFonts w:ascii="Times New Roman" w:hAnsi="Times New Roman"/>
+          <w:bCs/>
+        </w:rPr>
+      </w:pPr>
+      <w:r>
+        <w:rPr>
+          <w:rFonts w:ascii="Times New Roman" w:hAnsi="Times New Roman"/>
+          <w:bCs/>
+        </w:rPr>
+        <w:t>emit GradeUpdated(...): Phát thông báo (Event) ghi vào Logs của blockchain để các ứng dụng</w:t>
+      </w:r>
+      <w:r>
+        <w:rPr>
+          <w:rFonts w:ascii="Times New Roman" w:hAnsi="Times New Roman"/>
+          <w:bCs/>
+          <w:lang w:val="vi-VN"/>
+        </w:rPr>
+        <w:t xml:space="preserve"> off-chain</w:t>
+      </w:r>
+      <w:r>
+        <w:rPr>
+          <w:rFonts w:ascii="Times New Roman" w:hAnsi="Times New Roman"/>
+          <w:bCs/>
+        </w:rPr>
+        <w:t xml:space="preserve"> bên ngoài biết dữ liệu điểm vừa thay đổi.</w:t>
+      </w:r>
     </w:p>
     <w:p>
       <w:pPr>
@@ -6045,6 +7140,7 @@
           <w:rFonts w:ascii="Times New Roman" w:hAnsi="Times New Roman"/>
           <w:b/>
         </w:rPr>
+        <w:lastRenderedPageBreak/>
         <w:drawing>
           <wp:inline distT="0" distB="0" distL="0" distR="0" wp14:anchorId="36990A6F" wp14:editId="46FD68D5">
             <wp:extent cx="5884374" cy="3279485"/>
@@ -6126,7 +7222,6 @@
           <w:rFonts w:ascii="Times New Roman" w:hAnsi="Times New Roman"/>
           <w:b/>
         </w:rPr>
-        <w:lastRenderedPageBreak/>
         <w:drawing>
           <wp:inline distT="0" distB="0" distL="0" distR="0" wp14:anchorId="371CF1E5" wp14:editId="7CC8432B">
             <wp:extent cx="5868107" cy="2779277"/>
@@ -6213,6 +7308,25 @@
         </w:rPr>
         <w:t>Etherscan:</w:t>
       </w:r>
+      <w:r>
+        <w:rPr>
+          <w:rFonts w:ascii="Times New Roman" w:hAnsi="Times New Roman"/>
+          <w:bCs/>
+          <w:lang w:val="vi-VN"/>
+        </w:rPr>
+        <w:br/>
+      </w:r>
+      <w:hyperlink r:id="rId28" w:history="1">
+        <w:r>
+          <w:rPr>
+            <w:rStyle w:val="Hyperlink"/>
+            <w:rFonts w:ascii="Times New Roman" w:hAnsi="Times New Roman"/>
+            <w:bCs/>
+            <w:lang w:val="vi-VN"/>
+          </w:rPr>
+          <w:t>https://sepolia.etherscan.io/tx/0x71b343f14d062b61ba8b809ee1ee8b605bbaf8282a4c02219d4932461d56205f#eventlog</w:t>
+        </w:r>
+      </w:hyperlink>
     </w:p>
     <w:p>
       <w:pPr>
@@ -6232,6 +7346,7 @@
           <w:rFonts w:ascii="Times New Roman" w:hAnsi="Times New Roman"/>
           <w:b/>
         </w:rPr>
+        <w:lastRenderedPageBreak/>
         <w:drawing>
           <wp:inline distT="0" distB="0" distL="0" distR="0" wp14:anchorId="3DAA592B" wp14:editId="1B4883FD">
             <wp:extent cx="6115050" cy="2696845"/>
@@ -6248,7 +7363,7 @@
                     <pic:cNvPicPr/>
                   </pic:nvPicPr>
                   <pic:blipFill>
-                    <a:blip r:embed="rId28"/>
+                    <a:blip r:embed="rId29"/>
                     <a:stretch>
                       <a:fillRect/>
                     </a:stretch>
@@ -6334,12 +7449,20 @@
           <w:bCs/>
           <w:lang w:val="vi-VN"/>
         </w:rPr>
-        <w:t>Vai trò của r</w:t>
+        <w:t xml:space="preserve">Vai trò của </w:t>
       </w:r>
       <w:r>
         <w:rPr>
           <w:rFonts w:ascii="Times New Roman" w:hAnsi="Times New Roman"/>
-          <w:bCs/>
+          <w:b/>
+          <w:lang w:val="vi-VN"/>
+        </w:rPr>
+        <w:t>r</w:t>
+      </w:r>
+      <w:r>
+        <w:rPr>
+          <w:rFonts w:ascii="Times New Roman" w:hAnsi="Times New Roman"/>
+          <w:b/>
           <w:lang w:val="vi-VN"/>
         </w:rPr>
         <w:t>equire</w:t>
@@ -6442,7 +7565,23 @@
           <w:bCs/>
           <w:lang w:val="vi-VN"/>
         </w:rPr>
-        <w:t>Event:</w:t>
+        <w:t xml:space="preserve">Vai trò của </w:t>
+      </w:r>
+      <w:r>
+        <w:rPr>
+          <w:rFonts w:ascii="Times New Roman" w:hAnsi="Times New Roman"/>
+          <w:b/>
+          <w:lang w:val="vi-VN"/>
+        </w:rPr>
+        <w:t>Event</w:t>
+      </w:r>
+      <w:r>
+        <w:rPr>
+          <w:rFonts w:ascii="Times New Roman" w:hAnsi="Times New Roman"/>
+          <w:bCs/>
+          <w:lang w:val="vi-VN"/>
+        </w:rPr>
+        <w:t>:</w:t>
       </w:r>
     </w:p>
     <w:p>
@@ -6468,7 +7607,23 @@
           <w:bCs/>
           <w:lang w:val="vi-VN"/>
         </w:rPr>
-        <w:t xml:space="preserve">Nó đóng vai trò như một cơ chế push notification giúp smart contract thông báo ra off-chain với Gas thấp hơn nhiều so với lưu biến trạng thái. Từ đó các ứng dụng bên ngoài có thể lắng nghe được những cập nhật trên chain. </w:t>
+        <w:t xml:space="preserve">Nó đóng vai trò như một cơ chế push notification giúp smart contract thông báo ra off-chain với Gas </w:t>
+      </w:r>
+      <w:r>
+        <w:rPr>
+          <w:rFonts w:ascii="Times New Roman" w:hAnsi="Times New Roman"/>
+          <w:bCs/>
+          <w:lang w:val="vi-VN"/>
+        </w:rPr>
+        <w:t>thấp</w:t>
+      </w:r>
+      <w:r>
+        <w:rPr>
+          <w:rFonts w:ascii="Times New Roman" w:hAnsi="Times New Roman"/>
+          <w:bCs/>
+          <w:lang w:val="vi-VN"/>
+        </w:rPr>
+        <w:t xml:space="preserve">. Từ đó các ứng dụng bên ngoài có thể lắng nghe được những cập nhật trên chain. </w:t>
       </w:r>
     </w:p>
     <w:p>
@@ -6494,8 +7649,15 @@
           <w:bCs/>
           <w:lang w:val="vi-VN"/>
         </w:rPr>
-        <w:lastRenderedPageBreak/>
         <w:t xml:space="preserve">Event có cơ chế indexed, nhờ vào đó </w:t>
+      </w:r>
+      <w:r>
+        <w:rPr>
+          <w:rFonts w:ascii="Times New Roman" w:hAnsi="Times New Roman"/>
+          <w:bCs/>
+          <w:lang w:val="vi-VN"/>
+        </w:rPr>
+        <w:t>giúp app tra cứu thông tin logs, với chi phí gas thấp hơn nhiều so với lưu logs bằng biến trạng thái.</w:t>
       </w:r>
     </w:p>
     <w:p>
@@ -6543,9 +7705,10 @@
           <w:rFonts w:ascii="Times New Roman" w:hAnsi="Times New Roman"/>
           <w:b/>
           <w:bCs/>
-        </w:rPr>
-      </w:pPr>
-      <w:hyperlink r:id="rId29" w:history="1">
+          <w:lang w:val="vi-VN"/>
+        </w:rPr>
+      </w:pPr>
+      <w:hyperlink r:id="rId30" w:history="1">
         <w:r>
           <w:rPr>
             <w:rStyle w:val="Hyperlink"/>
@@ -6553,7 +7716,25 @@
             <w:b/>
             <w:bCs/>
           </w:rPr>
-          <w:t>https://github.com/gianghitran/Blockchain_UIT/tree/main/Lab1</w:t>
+          <w:t>https://github.com/gianghitran/Blockchain_UIT/tree/ma</w:t>
+        </w:r>
+        <w:r>
+          <w:rPr>
+            <w:rStyle w:val="Hyperlink"/>
+            <w:rFonts w:ascii="Times New Roman" w:hAnsi="Times New Roman"/>
+            <w:b/>
+            <w:bCs/>
+          </w:rPr>
+          <w:t>i</w:t>
+        </w:r>
+        <w:r>
+          <w:rPr>
+            <w:rStyle w:val="Hyperlink"/>
+            <w:rFonts w:ascii="Times New Roman" w:hAnsi="Times New Roman"/>
+            <w:b/>
+            <w:bCs/>
+          </w:rPr>
+          <w:t>n/Lab2</w:t>
         </w:r>
       </w:hyperlink>
     </w:p>
@@ -6589,9 +7770,9 @@
       </w:pPr>
     </w:p>
     <w:sectPr>
-      <w:headerReference w:type="default" r:id="rId30"/>
-      <w:footerReference w:type="default" r:id="rId31"/>
-      <w:headerReference w:type="first" r:id="rId32"/>
+      <w:headerReference w:type="default" r:id="rId31"/>
+      <w:footerReference w:type="default" r:id="rId32"/>
+      <w:headerReference w:type="first" r:id="rId33"/>
       <w:pgSz w:w="11907" w:h="16839" w:code="9"/>
       <w:pgMar w:top="1440" w:right="837" w:bottom="1620" w:left="1440" w:header="540" w:footer="135" w:gutter="0"/>
       <w:cols w:space="720"/>
